--- a/deck/Career-Navigator-shpargalka.docx
+++ b/deck/Career-Navigator-shpargalka.docx
@@ -1408,7 +1408,7 @@
                 <w:sz w:val="20"/>
                 <w:szCs w:val="20"/>
               </w:rPr>
-              <w:t xml:space="preserve">1,71 млн девятиклассников (регистрация на ОГЭ-2026), ~40 000 школ, 18 млн учеников. EdTech — 154–160 млрд ₽ за 2025, +12 %</w:t>
+              <w:t xml:space="preserve">1,71 млн девятиклассников (регистрация на ОГЭ-2026), ~40 000 школ, 18 млн учеников. EdTech — 154–160 млрд ₽ за 2025, +12 % за год; в I квартале 2026 топ-100 выросли на 10,2 %</w:t>
             </w:r>
           </w:p>
         </w:tc>
@@ -1456,7 +1456,7 @@
                 <w:sz w:val="20"/>
                 <w:szCs w:val="20"/>
               </w:rPr>
-              <w:t xml:space="preserve">360 008 девятиклассников, 8 048 школ, 3,9–4,1 млн учеников. EdTech — свыше 45 млрд ₸ за 2025, +20 % в 2024</w:t>
+              <w:t xml:space="preserve">360 008 девятиклассников, 8 048 школ, 3,9–4,1 млн учеников. EdTech — свыше 45 млрд ₸ за 2025 по данным МЦРИАП; онлайн-курсы ежегодно проходят более 4 млн казахстанцев</w:t>
             </w:r>
           </w:p>
         </w:tc>
@@ -1504,7 +1504,7 @@
                 <w:sz w:val="20"/>
                 <w:szCs w:val="20"/>
               </w:rPr>
-              <w:t xml:space="preserve">621 894 девятиклассника, 11 118 школ, 6,87 млн учеников. EdTech — 126 млрд сумов за 2024, +94 % за год</w:t>
+              <w:t xml:space="preserve">621 894 девятиклассника, 11 118 школ, 6,87 млн учеников. Образовательные услуги — 23,8 трлн сумов за I полугодие 2026, +22,7 % год к году (отдельной свежей оценки EdTech нет: последняя — 126 млрд сумов за 2024, +94 %)</w:t>
             </w:r>
           </w:p>
         </w:tc>
@@ -1600,7 +1600,7 @@
                 <w:sz w:val="20"/>
                 <w:szCs w:val="20"/>
               </w:rPr>
-              <w:t xml:space="preserve">в России профориентация обязательна с 1 сентября 2023 года: курс «Россия — мои горизонты», еженедельно в 6–11 классах, охват 8,4 млн школьников</w:t>
+              <w:t xml:space="preserve">в России профориентация обязательна с 1 сентября 2023 года: курс «Россия — мои горизонты», еженедельно в 6–11 классах всех школ — порядка восьми миллионов учеников</w:t>
             </w:r>
           </w:p>
         </w:tc>
@@ -1818,7 +1818,7 @@
                 <w:sz w:val="20"/>
                 <w:szCs w:val="20"/>
               </w:rPr>
-              <w:t xml:space="preserve">TAM</w:t>
+              <w:t xml:space="preserve">Свежесть данных</w:t>
             </w:r>
           </w:p>
         </w:tc>
@@ -1840,7 +1840,7 @@
                 <w:sz w:val="20"/>
                 <w:szCs w:val="20"/>
               </w:rPr>
-              <w:t xml:space="preserve">≈ $395 млн в год: 8,1 млн учеников 9–11 классов трёх стран × $49</w:t>
+              <w:t xml:space="preserve">школы и ученики — 2025/26 учебный год; рыночные показатели — последние опубликованные на сентябрь 2026, год указан у каждой цифры. Если спросят про год — назвать его сразу, не уходя от ответа</w:t>
             </w:r>
           </w:p>
         </w:tc>
@@ -1866,7 +1866,7 @@
                 <w:sz w:val="20"/>
                 <w:szCs w:val="20"/>
               </w:rPr>
-              <w:t xml:space="preserve">SAM</w:t>
+              <w:t xml:space="preserve">TAM</w:t>
             </w:r>
           </w:p>
         </w:tc>
@@ -1888,7 +1888,7 @@
                 <w:sz w:val="20"/>
                 <w:szCs w:val="20"/>
               </w:rPr>
-              <w:t xml:space="preserve">≈ $160 млн в год: 40 % семей — те, кто уже платит за дополнительное образование</w:t>
+              <w:t xml:space="preserve">≈ $395 млн в год: 8,1 млн учеников 9–11 классов трёх стран × $49</w:t>
             </w:r>
           </w:p>
         </w:tc>
@@ -1914,7 +1914,7 @@
                 <w:sz w:val="20"/>
                 <w:szCs w:val="20"/>
               </w:rPr>
-              <w:t xml:space="preserve">SOM</w:t>
+              <w:t xml:space="preserve">SAM</w:t>
             </w:r>
           </w:p>
         </w:tc>
@@ -1936,7 +1936,7 @@
                 <w:sz w:val="20"/>
                 <w:szCs w:val="20"/>
               </w:rPr>
-              <w:t xml:space="preserve">≈ $1,6 млн в год: 1 % SAM к третьему году плюс школьные лицензии</w:t>
+              <w:t xml:space="preserve">≈ $160 млн в год: 40 % семей — те, кто уже платит за дополнительное образование</w:t>
             </w:r>
           </w:p>
         </w:tc>
@@ -1962,7 +1962,7 @@
                 <w:sz w:val="20"/>
                 <w:szCs w:val="20"/>
               </w:rPr>
-              <w:t xml:space="preserve">Оговорка</w:t>
+              <w:t xml:space="preserve">SOM</w:t>
             </w:r>
           </w:p>
         </w:tc>
@@ -1984,7 +1984,7 @@
                 <w:sz w:val="20"/>
                 <w:szCs w:val="20"/>
               </w:rPr>
-              <w:t xml:space="preserve">$49 — российская цена; для Казахстана и Узбекистана её нужно адаптировать, поэтому TAM — верхняя граница. Сказать это самим, не дожидаясь вопроса</w:t>
+              <w:t xml:space="preserve">≈ $1,6 млн в год: 1 % SAM к третьему году плюс школьные лицензии</w:t>
             </w:r>
           </w:p>
         </w:tc>
@@ -2010,7 +2010,7 @@
                 <w:sz w:val="20"/>
                 <w:szCs w:val="20"/>
               </w:rPr>
-              <w:t xml:space="preserve">Мировой контекст</w:t>
+              <w:t xml:space="preserve">Оговорка</w:t>
             </w:r>
           </w:p>
         </w:tc>
@@ -2032,7 +2032,7 @@
                 <w:sz w:val="20"/>
                 <w:szCs w:val="20"/>
               </w:rPr>
-              <w:t xml:space="preserve">платформы карьерной навигации — $2,6 млрд (2024) с прогнозом $5,9 млрд к 2033-му, около 9,5 % в год</w:t>
+              <w:t xml:space="preserve">$49 — российская цена; для Казахстана и Узбекистана её нужно адаптировать, поэтому TAM — верхняя граница. Сказать это самим, не дожидаясь вопроса</w:t>
             </w:r>
           </w:p>
         </w:tc>
@@ -2058,6 +2058,54 @@
                 <w:sz w:val="20"/>
                 <w:szCs w:val="20"/>
               </w:rPr>
+              <w:t xml:space="preserve">Мировой контекст</w:t>
+            </w:r>
+          </w:p>
+        </w:tc>
+        <w:tc>
+          <w:tcPr>
+            <w:tcW w:type="dxa" w:w="5826"/>
+            <w:tcMar>
+              <w:top w:type="dxa" w:w="90"/>
+              <w:left w:type="dxa" w:w="0"/>
+              <w:bottom w:type="dxa" w:w="90"/>
+              <w:right w:type="dxa" w:w="0"/>
+            </w:tcMar>
+          </w:tcPr>
+          <w:p>
+            <w:r>
+              <w:rPr>
+                <w:rFonts w:ascii="Calibri" w:cs="Calibri" w:eastAsia="Calibri" w:hAnsi="Calibri"/>
+                <w:color w:val="16242A"/>
+                <w:sz w:val="20"/>
+                <w:szCs w:val="20"/>
+              </w:rPr>
+              <w:t xml:space="preserve">платформы карьерной навигации — $2,6 млрд (2024) с прогнозом $5,9 млрд к 2033-му, около 9,5 % в год</w:t>
+            </w:r>
+          </w:p>
+        </w:tc>
+      </w:tr>
+      <w:tr>
+        <w:tc>
+          <w:tcPr>
+            <w:tcW w:type="dxa" w:w="3200"/>
+            <w:tcMar>
+              <w:top w:type="dxa" w:w="90"/>
+              <w:left w:type="dxa" w:w="0"/>
+              <w:bottom w:type="dxa" w:w="90"/>
+              <w:right w:type="dxa" w:w="140"/>
+            </w:tcMar>
+          </w:tcPr>
+          <w:p>
+            <w:r>
+              <w:rPr>
+                <w:rFonts w:ascii="Calibri" w:cs="Calibri" w:eastAsia="Calibri" w:hAnsi="Calibri"/>
+                <w:b/>
+                <w:bCs/>
+                <w:color w:val="0B5D6E"/>
+                <w:sz w:val="20"/>
+                <w:szCs w:val="20"/>
+              </w:rPr>
               <w:t xml:space="preserve">Источники</w:t>
             </w:r>
           </w:p>
@@ -2080,7 +2128,7 @@
                 <w:sz w:val="20"/>
                 <w:szCs w:val="20"/>
               </w:rPr>
-              <w:t xml:space="preserve">Рособрнадзор и «Интерфакс», Минпросвещения РФ и РК, Госкомстат Узбекистана, «Россия — мои горизонты», Smart Ranking, Superjob, Банк России</w:t>
+              <w:t xml:space="preserve">Рособрнадзор и «Интерфакс» (ОГЭ-2026), Минпросвещения РФ и РК, Госкомстат Узбекистана, «Россия — мои горизонты», Smart Ranking (EdTech РФ за 2025), МЦРИАП (EdTech РК за 2025), Superjob (2026), Банк России (курс на 04.09.2026)</w:t>
             </w:r>
           </w:p>
         </w:tc>
@@ -3035,7 +3083,37 @@
           <w:sz w:val="21"/>
           <w:szCs w:val="21"/>
         </w:rPr>
-        <w:t xml:space="preserve">Из открытых источников, и мы их указываем прямо на слайде: Рособрнадзор и «Интерфакс» по регистрации на ОГЭ, Минпросвещения России и Казахстана, Госкомстат Узбекистана, Smart Ranking по EdTech, опрос Superjob по расходам семей. Курс — Банка России на четвёртое сентября.</w:t>
+        <w:t xml:space="preserve">Из открытых источников, и мы указываем их прямо на слайде: Рособрнадзор и «Интерфакс» по регистрации на ОГЭ, Минпросвещения России и Казахстана, Госкомстат Узбекистана, Smart Ranking и МЦРИАП по EdTech, опрос Superjob по расходам семей. Курс — Банка России на четвёртое сентября.</w:t>
+      </w:r>
+    </w:p>
+    <w:p>
+      <w:pPr>
+        <w:spacing w:after="60" w:before="200" w:line="276"/>
+      </w:pPr>
+      <w:r>
+        <w:rPr>
+          <w:rFonts w:ascii="Calibri" w:cs="Calibri" w:eastAsia="Calibri" w:hAnsi="Calibri"/>
+          <w:b/>
+          <w:bCs/>
+          <w:color w:val="16242A"/>
+          <w:sz w:val="21"/>
+          <w:szCs w:val="21"/>
+        </w:rPr>
+        <w:t xml:space="preserve">Насколько свежие эти данные?</w:t>
+      </w:r>
+    </w:p>
+    <w:p>
+      <w:pPr>
+        <w:spacing w:after="60" w:line="276"/>
+      </w:pPr>
+      <w:r>
+        <w:rPr>
+          <w:rFonts w:ascii="Calibri" w:cs="Calibri" w:eastAsia="Calibri" w:hAnsi="Calibri"/>
+          <w:color w:val="16242A"/>
+          <w:sz w:val="21"/>
+          <w:szCs w:val="21"/>
+        </w:rPr>
+        <w:t xml:space="preserve">Школы и число учеников — за текущий 2025/26 учебный год, регистрация на ОГЭ — за 2026-й. Рыночные показатели — последние опубликованные, и год указан у каждой цифры прямо на слайде: EdTech России и Казахстана — за 2025 год, расходы семей — опрос Superjob 2026 года, по Узбекистану — статистика за первое полугодие 2026-го. Единственное место, где свежих данных просто нет, — отдельная оценка EdTech Узбекистана: последняя публичная относится к 2024 году, поэтому мы вместо неё берём более свежую государственную статистику по образовательным услугам и честно это подписываем.</w:t>
       </w:r>
     </w:p>
     <w:p>

--- a/deck/Career-Navigator-shpargalka.docx
+++ b/deck/Career-Navigator-shpargalka.docx
@@ -143,7 +143,2068 @@
           <w:sz w:val="30"/>
           <w:szCs w:val="30"/>
         </w:rPr>
-        <w:t xml:space="preserve">2. Ключевые фразы — говорить дословно</w:t>
+        <w:t xml:space="preserve">2. Сценарий защиты — 5 минут по секундам</w:t>
+      </w:r>
+    </w:p>
+    <w:p>
+      <w:pPr>
+        <w:spacing w:after="60" w:line="276"/>
+      </w:pPr>
+      <w:r>
+        <w:rPr>
+          <w:rFonts w:ascii="Calibri" w:cs="Calibri" w:eastAsia="Calibri" w:hAnsi="Calibri"/>
+          <w:i/>
+          <w:iCs/>
+          <w:color w:val="5A7078"/>
+          <w:sz w:val="21"/>
+          <w:szCs w:val="21"/>
+        </w:rPr>
+        <w:t xml:space="preserve">Сначала одиннадцать слайдов, потом переключаемся на сайт и показываем вживую. Спикер говорит всё время, Марк кликает по фразам-триггерам — переглядываться не нужно.</w:t>
+      </w:r>
+    </w:p>
+    <w:p>
+      <w:pPr>
+        <w:spacing w:after="100" w:line="276"/>
+      </w:pPr>
+      <w:r>
+        <w:rPr>
+          <w:rFonts w:ascii="Calibri" w:cs="Calibri" w:eastAsia="Calibri" w:hAnsi="Calibri"/>
+          <w:b/>
+          <w:bCs/>
+          <w:color w:val="0B5D6E"/>
+          <w:sz w:val="21"/>
+          <w:szCs w:val="21"/>
+        </w:rPr>
+        <w:t xml:space="preserve">Слайды — 3:08.  Демо — 1:25.  Финал — 0:15.</w:t>
+      </w:r>
+    </w:p>
+    <w:p>
+      <w:pPr>
+        <w:pStyle w:val="Heading2"/>
+        <w:spacing w:after="120" w:before="260"/>
+      </w:pPr>
+      <w:r>
+        <w:rPr>
+          <w:rFonts w:ascii="Cambria" w:cs="Cambria" w:eastAsia="Cambria" w:hAnsi="Cambria"/>
+          <w:b/>
+          <w:bCs/>
+          <w:color w:val="16242A"/>
+          <w:sz w:val="24"/>
+          <w:szCs w:val="24"/>
+        </w:rPr>
+        <w:t xml:space="preserve">Часть первая: слайды</w:t>
+      </w:r>
+    </w:p>
+    <w:p>
+      <w:pPr>
+        <w:spacing w:after="50" w:before="200" w:line="276"/>
+      </w:pPr>
+      <w:r>
+        <w:rPr>
+          <w:rFonts w:ascii="Calibri" w:cs="Calibri" w:eastAsia="Calibri" w:hAnsi="Calibri"/>
+          <w:b/>
+          <w:bCs/>
+          <w:color w:val="0B5D6E"/>
+          <w:sz w:val="21"/>
+          <w:szCs w:val="21"/>
+        </w:rPr>
+        <w:t xml:space="preserve">0:00–0:14   </w:t>
+      </w:r>
+      <w:r>
+        <w:rPr>
+          <w:rFonts w:ascii="Calibri" w:cs="Calibri" w:eastAsia="Calibri" w:hAnsi="Calibri"/>
+          <w:b/>
+          <w:bCs/>
+          <w:color w:val="5A7078"/>
+          <w:sz w:val="19"/>
+          <w:szCs w:val="19"/>
+        </w:rPr>
+        <w:t xml:space="preserve">Слайд 1 — Титул</w:t>
+      </w:r>
+    </w:p>
+    <w:p>
+      <w:pPr>
+        <w:spacing w:after="40" w:line="276"/>
+        <w:ind w:left="220"/>
+      </w:pPr>
+      <w:r>
+        <w:rPr>
+          <w:rFonts w:ascii="Calibri" w:cs="Calibri" w:eastAsia="Calibri" w:hAnsi="Calibri"/>
+          <w:b/>
+          <w:bCs/>
+          <w:color w:val="16242A"/>
+          <w:sz w:val="20"/>
+          <w:szCs w:val="20"/>
+        </w:rPr>
+        <w:t xml:space="preserve">Спикер:  </w:t>
+      </w:r>
+      <w:r>
+        <w:rPr>
+          <w:rFonts w:ascii="Calibri" w:cs="Calibri" w:eastAsia="Calibri" w:hAnsi="Calibri"/>
+          <w:color w:val="16242A"/>
+          <w:sz w:val="20"/>
+          <w:szCs w:val="20"/>
+        </w:rPr>
+        <w:t xml:space="preserve">«Career Navigator. Мы сделали не тест на профессию, а живую карту, которая ведёт девятиклассника три года — до поступления. В конце покажем её вживую».</w:t>
+      </w:r>
+    </w:p>
+    <w:p>
+      <w:pPr>
+        <w:spacing w:after="40" w:line="276"/>
+        <w:ind w:left="220"/>
+      </w:pPr>
+      <w:r>
+        <w:rPr>
+          <w:rFonts w:ascii="Calibri" w:cs="Calibri" w:eastAsia="Calibri" w:hAnsi="Calibri"/>
+          <w:b/>
+          <w:bCs/>
+          <w:color w:val="0B5D6E"/>
+          <w:sz w:val="20"/>
+          <w:szCs w:val="20"/>
+        </w:rPr>
+        <w:t xml:space="preserve">Марк:  </w:t>
+      </w:r>
+      <w:r>
+        <w:rPr>
+          <w:rFonts w:ascii="Calibri" w:cs="Calibri" w:eastAsia="Calibri" w:hAnsi="Calibri"/>
+          <w:color w:val="5A7078"/>
+          <w:sz w:val="20"/>
+          <w:szCs w:val="20"/>
+        </w:rPr>
+        <w:t xml:space="preserve">Ноутбук на презентации. Браузер уже открыт во второй вкладке, карта прогрета.</w:t>
+      </w:r>
+    </w:p>
+    <w:p>
+      <w:pPr>
+        <w:spacing w:after="50" w:before="200" w:line="276"/>
+      </w:pPr>
+      <w:r>
+        <w:rPr>
+          <w:rFonts w:ascii="Calibri" w:cs="Calibri" w:eastAsia="Calibri" w:hAnsi="Calibri"/>
+          <w:b/>
+          <w:bCs/>
+          <w:color w:val="0B5D6E"/>
+          <w:sz w:val="21"/>
+          <w:szCs w:val="21"/>
+        </w:rPr>
+        <w:t xml:space="preserve">0:14–0:40   </w:t>
+      </w:r>
+      <w:r>
+        <w:rPr>
+          <w:rFonts w:ascii="Calibri" w:cs="Calibri" w:eastAsia="Calibri" w:hAnsi="Calibri"/>
+          <w:b/>
+          <w:bCs/>
+          <w:color w:val="5A7078"/>
+          <w:sz w:val="19"/>
+          <w:szCs w:val="19"/>
+        </w:rPr>
+        <w:t xml:space="preserve">Слайд 2 — Проблема</w:t>
+      </w:r>
+    </w:p>
+    <w:p>
+      <w:pPr>
+        <w:spacing w:after="40" w:line="276"/>
+        <w:ind w:left="220"/>
+      </w:pPr>
+      <w:r>
+        <w:rPr>
+          <w:rFonts w:ascii="Calibri" w:cs="Calibri" w:eastAsia="Calibri" w:hAnsi="Calibri"/>
+          <w:b/>
+          <w:bCs/>
+          <w:color w:val="16242A"/>
+          <w:sz w:val="20"/>
+          <w:szCs w:val="20"/>
+        </w:rPr>
+        <w:t xml:space="preserve">Спикер:  </w:t>
+      </w:r>
+      <w:r>
+        <w:rPr>
+          <w:rFonts w:ascii="Calibri" w:cs="Calibri" w:eastAsia="Calibri" w:hAnsi="Calibri"/>
+          <w:color w:val="16242A"/>
+          <w:sz w:val="20"/>
+          <w:szCs w:val="20"/>
+        </w:rPr>
+        <w:t xml:space="preserve">«В пятнадцать лет от школьника ждут большого решения. Кем стать. Что выбрать. Что развивать. Куда поступать. Один он на это не отвечает. И самое неприятное: времени как будто много — поэтому решение откладывают до одиннадцатого класса, когда выбирать уже поздно».</w:t>
+      </w:r>
+    </w:p>
+    <w:p>
+      <w:pPr>
+        <w:spacing w:after="40" w:line="276"/>
+        <w:ind w:left="220"/>
+      </w:pPr>
+      <w:r>
+        <w:rPr>
+          <w:rFonts w:ascii="Calibri" w:cs="Calibri" w:eastAsia="Calibri" w:hAnsi="Calibri"/>
+          <w:b/>
+          <w:bCs/>
+          <w:color w:val="0B5D6E"/>
+          <w:sz w:val="20"/>
+          <w:szCs w:val="20"/>
+        </w:rPr>
+        <w:t xml:space="preserve">Марк:  </w:t>
+      </w:r>
+      <w:r>
+        <w:rPr>
+          <w:rFonts w:ascii="Calibri" w:cs="Calibri" w:eastAsia="Calibri" w:hAnsi="Calibri"/>
+          <w:color w:val="5A7078"/>
+          <w:sz w:val="20"/>
+          <w:szCs w:val="20"/>
+        </w:rPr>
+        <w:t xml:space="preserve">Листает слайд. Дальше просто следит за таймером.</w:t>
+      </w:r>
+    </w:p>
+    <w:p>
+      <w:pPr>
+        <w:spacing w:after="50" w:before="200" w:line="276"/>
+      </w:pPr>
+      <w:r>
+        <w:rPr>
+          <w:rFonts w:ascii="Calibri" w:cs="Calibri" w:eastAsia="Calibri" w:hAnsi="Calibri"/>
+          <w:b/>
+          <w:bCs/>
+          <w:color w:val="0B5D6E"/>
+          <w:sz w:val="21"/>
+          <w:szCs w:val="21"/>
+        </w:rPr>
+        <w:t xml:space="preserve">0:40–1:03   </w:t>
+      </w:r>
+      <w:r>
+        <w:rPr>
+          <w:rFonts w:ascii="Calibri" w:cs="Calibri" w:eastAsia="Calibri" w:hAnsi="Calibri"/>
+          <w:b/>
+          <w:bCs/>
+          <w:color w:val="5A7078"/>
+          <w:sz w:val="19"/>
+          <w:szCs w:val="19"/>
+        </w:rPr>
+        <w:t xml:space="preserve">Слайд 3 — Даня</w:t>
+      </w:r>
+    </w:p>
+    <w:p>
+      <w:pPr>
+        <w:spacing w:after="40" w:line="276"/>
+        <w:ind w:left="220"/>
+      </w:pPr>
+      <w:r>
+        <w:rPr>
+          <w:rFonts w:ascii="Calibri" w:cs="Calibri" w:eastAsia="Calibri" w:hAnsi="Calibri"/>
+          <w:b/>
+          <w:bCs/>
+          <w:color w:val="16242A"/>
+          <w:sz w:val="20"/>
+          <w:szCs w:val="20"/>
+        </w:rPr>
+        <w:t xml:space="preserve">Спикер:  </w:t>
+      </w:r>
+      <w:r>
+        <w:rPr>
+          <w:rFonts w:ascii="Calibri" w:cs="Calibri" w:eastAsia="Calibri" w:hAnsi="Calibri"/>
+          <w:color w:val="16242A"/>
+          <w:sz w:val="20"/>
+          <w:szCs w:val="20"/>
+        </w:rPr>
+        <w:t xml:space="preserve">«Наш пользователь — Даня, пятнадцать лет. Шахматы, монтаж, биология, Figma. Он не пустой — он просто не видит, как это склеить. Его фраза: „я не понимаю, что из этого про меня, а что просто развлечение“. И ключевое: у девятиклассника есть ресурс, которого нет у одиннадцатиклассника, — время».</w:t>
+      </w:r>
+    </w:p>
+    <w:p>
+      <w:pPr>
+        <w:spacing w:after="40" w:line="276"/>
+        <w:ind w:left="220"/>
+      </w:pPr>
+      <w:r>
+        <w:rPr>
+          <w:rFonts w:ascii="Calibri" w:cs="Calibri" w:eastAsia="Calibri" w:hAnsi="Calibri"/>
+          <w:b/>
+          <w:bCs/>
+          <w:color w:val="0B5D6E"/>
+          <w:sz w:val="20"/>
+          <w:szCs w:val="20"/>
+        </w:rPr>
+        <w:t xml:space="preserve">Марк:  </w:t>
+      </w:r>
+      <w:r>
+        <w:rPr>
+          <w:rFonts w:ascii="Calibri" w:cs="Calibri" w:eastAsia="Calibri" w:hAnsi="Calibri"/>
+          <w:color w:val="5A7078"/>
+          <w:sz w:val="20"/>
+          <w:szCs w:val="20"/>
+        </w:rPr>
+        <w:t xml:space="preserve">—</w:t>
+      </w:r>
+    </w:p>
+    <w:p>
+      <w:pPr>
+        <w:spacing w:after="50" w:before="200" w:line="276"/>
+      </w:pPr>
+      <w:r>
+        <w:rPr>
+          <w:rFonts w:ascii="Calibri" w:cs="Calibri" w:eastAsia="Calibri" w:hAnsi="Calibri"/>
+          <w:b/>
+          <w:bCs/>
+          <w:color w:val="0B5D6E"/>
+          <w:sz w:val="21"/>
+          <w:szCs w:val="21"/>
+        </w:rPr>
+        <w:t xml:space="preserve">1:03–1:17   </w:t>
+      </w:r>
+      <w:r>
+        <w:rPr>
+          <w:rFonts w:ascii="Calibri" w:cs="Calibri" w:eastAsia="Calibri" w:hAnsi="Calibri"/>
+          <w:b/>
+          <w:bCs/>
+          <w:color w:val="5A7078"/>
+          <w:sz w:val="19"/>
+          <w:szCs w:val="19"/>
+        </w:rPr>
+        <w:t xml:space="preserve">Слайд 4 — Конкуренты</w:t>
+      </w:r>
+    </w:p>
+    <w:p>
+      <w:pPr>
+        <w:spacing w:after="40" w:line="276"/>
+        <w:ind w:left="220"/>
+      </w:pPr>
+      <w:r>
+        <w:rPr>
+          <w:rFonts w:ascii="Calibri" w:cs="Calibri" w:eastAsia="Calibri" w:hAnsi="Calibri"/>
+          <w:b/>
+          <w:bCs/>
+          <w:color w:val="16242A"/>
+          <w:sz w:val="20"/>
+          <w:szCs w:val="20"/>
+        </w:rPr>
+        <w:t xml:space="preserve">Спикер:  </w:t>
+      </w:r>
+      <w:r>
+        <w:rPr>
+          <w:rFonts w:ascii="Calibri" w:cs="Calibri" w:eastAsia="Calibri" w:hAnsi="Calibri"/>
+          <w:color w:val="16242A"/>
+          <w:sz w:val="20"/>
+          <w:szCs w:val="20"/>
+        </w:rPr>
+        <w:t xml:space="preserve">«Профтест, консультант, родители, ChatGPT, агрегаторы вузов. Проблема у всех одна: они дают вердикт один раз. А нужен спутник».</w:t>
+      </w:r>
+    </w:p>
+    <w:p>
+      <w:pPr>
+        <w:spacing w:after="40" w:line="276"/>
+        <w:ind w:left="220"/>
+      </w:pPr>
+      <w:r>
+        <w:rPr>
+          <w:rFonts w:ascii="Calibri" w:cs="Calibri" w:eastAsia="Calibri" w:hAnsi="Calibri"/>
+          <w:b/>
+          <w:bCs/>
+          <w:color w:val="0B5D6E"/>
+          <w:sz w:val="20"/>
+          <w:szCs w:val="20"/>
+        </w:rPr>
+        <w:t xml:space="preserve">Марк:  </w:t>
+      </w:r>
+      <w:r>
+        <w:rPr>
+          <w:rFonts w:ascii="Calibri" w:cs="Calibri" w:eastAsia="Calibri" w:hAnsi="Calibri"/>
+          <w:color w:val="5A7078"/>
+          <w:sz w:val="20"/>
+          <w:szCs w:val="20"/>
+        </w:rPr>
+        <w:t xml:space="preserve">—</w:t>
+      </w:r>
+    </w:p>
+    <w:p>
+      <w:pPr>
+        <w:spacing w:after="50" w:before="200" w:line="276"/>
+      </w:pPr>
+      <w:r>
+        <w:rPr>
+          <w:rFonts w:ascii="Calibri" w:cs="Calibri" w:eastAsia="Calibri" w:hAnsi="Calibri"/>
+          <w:b/>
+          <w:bCs/>
+          <w:color w:val="0B5D6E"/>
+          <w:sz w:val="21"/>
+          <w:szCs w:val="21"/>
+        </w:rPr>
+        <w:t xml:space="preserve">1:17–1:44   </w:t>
+      </w:r>
+      <w:r>
+        <w:rPr>
+          <w:rFonts w:ascii="Calibri" w:cs="Calibri" w:eastAsia="Calibri" w:hAnsi="Calibri"/>
+          <w:b/>
+          <w:bCs/>
+          <w:color w:val="5A7078"/>
+          <w:sz w:val="19"/>
+          <w:szCs w:val="19"/>
+        </w:rPr>
+        <w:t xml:space="preserve">Слайд 5 — Карта</w:t>
+      </w:r>
+    </w:p>
+    <w:p>
+      <w:pPr>
+        <w:spacing w:after="40" w:line="276"/>
+        <w:ind w:left="220"/>
+      </w:pPr>
+      <w:r>
+        <w:rPr>
+          <w:rFonts w:ascii="Calibri" w:cs="Calibri" w:eastAsia="Calibri" w:hAnsi="Calibri"/>
+          <w:b/>
+          <w:bCs/>
+          <w:color w:val="16242A"/>
+          <w:sz w:val="20"/>
+          <w:szCs w:val="20"/>
+        </w:rPr>
+        <w:t xml:space="preserve">Спикер:  </w:t>
+      </w:r>
+      <w:r>
+        <w:rPr>
+          <w:rFonts w:ascii="Calibri" w:cs="Calibri" w:eastAsia="Calibri" w:hAnsi="Calibri"/>
+          <w:color w:val="16242A"/>
+          <w:sz w:val="20"/>
+          <w:szCs w:val="20"/>
+        </w:rPr>
+        <w:t xml:space="preserve">«Поэтому мы делаем не список, а карту маршрутов. Интересы — станции, профессии — линии. Шахматы плюс биология — биоинформатика. Биология плюс монтаж — научные медиа. Чёрная перемычка — пересадка: Python нужен и там, и там. И главное: пересадку можно сделать без потери пройденного. Это ответ на его страх ошибиться».</w:t>
+      </w:r>
+    </w:p>
+    <w:p>
+      <w:pPr>
+        <w:spacing w:after="40" w:line="276"/>
+        <w:ind w:left="220"/>
+      </w:pPr>
+      <w:r>
+        <w:rPr>
+          <w:rFonts w:ascii="Calibri" w:cs="Calibri" w:eastAsia="Calibri" w:hAnsi="Calibri"/>
+          <w:b/>
+          <w:bCs/>
+          <w:color w:val="0B5D6E"/>
+          <w:sz w:val="20"/>
+          <w:szCs w:val="20"/>
+        </w:rPr>
+        <w:t xml:space="preserve">Марк:  </w:t>
+      </w:r>
+      <w:r>
+        <w:rPr>
+          <w:rFonts w:ascii="Calibri" w:cs="Calibri" w:eastAsia="Calibri" w:hAnsi="Calibri"/>
+          <w:color w:val="5A7078"/>
+          <w:sz w:val="20"/>
+          <w:szCs w:val="20"/>
+        </w:rPr>
+        <w:t xml:space="preserve">Дать слайду повисеть — это ключевая картинка выступления.</w:t>
+      </w:r>
+    </w:p>
+    <w:p>
+      <w:pPr>
+        <w:spacing w:after="50" w:before="200" w:line="276"/>
+      </w:pPr>
+      <w:r>
+        <w:rPr>
+          <w:rFonts w:ascii="Calibri" w:cs="Calibri" w:eastAsia="Calibri" w:hAnsi="Calibri"/>
+          <w:b/>
+          <w:bCs/>
+          <w:color w:val="0B5D6E"/>
+          <w:sz w:val="21"/>
+          <w:szCs w:val="21"/>
+        </w:rPr>
+        <w:t xml:space="preserve">1:44–1:56   </w:t>
+      </w:r>
+      <w:r>
+        <w:rPr>
+          <w:rFonts w:ascii="Calibri" w:cs="Calibri" w:eastAsia="Calibri" w:hAnsi="Calibri"/>
+          <w:b/>
+          <w:bCs/>
+          <w:color w:val="5A7078"/>
+          <w:sz w:val="19"/>
+          <w:szCs w:val="19"/>
+        </w:rPr>
+        <w:t xml:space="preserve">Слайд 6 — Путь</w:t>
+      </w:r>
+    </w:p>
+    <w:p>
+      <w:pPr>
+        <w:spacing w:after="40" w:line="276"/>
+        <w:ind w:left="220"/>
+      </w:pPr>
+      <w:r>
+        <w:rPr>
+          <w:rFonts w:ascii="Calibri" w:cs="Calibri" w:eastAsia="Calibri" w:hAnsi="Calibri"/>
+          <w:b/>
+          <w:bCs/>
+          <w:color w:val="16242A"/>
+          <w:sz w:val="20"/>
+          <w:szCs w:val="20"/>
+        </w:rPr>
+        <w:t xml:space="preserve">Спикер:  </w:t>
+      </w:r>
+      <w:r>
+        <w:rPr>
+          <w:rFonts w:ascii="Calibri" w:cs="Calibri" w:eastAsia="Calibri" w:hAnsi="Calibri"/>
+          <w:color w:val="16242A"/>
+          <w:sz w:val="20"/>
+          <w:szCs w:val="20"/>
+        </w:rPr>
+        <w:t xml:space="preserve">«Путь простой: профиль, разговор, пересечения, карта, линия, шаг. И после каждого события карта пересобирается — здесь и живёт возврат».</w:t>
+      </w:r>
+    </w:p>
+    <w:p>
+      <w:pPr>
+        <w:spacing w:after="40" w:line="276"/>
+        <w:ind w:left="220"/>
+      </w:pPr>
+      <w:r>
+        <w:rPr>
+          <w:rFonts w:ascii="Calibri" w:cs="Calibri" w:eastAsia="Calibri" w:hAnsi="Calibri"/>
+          <w:b/>
+          <w:bCs/>
+          <w:color w:val="0B5D6E"/>
+          <w:sz w:val="20"/>
+          <w:szCs w:val="20"/>
+        </w:rPr>
+        <w:t xml:space="preserve">Марк:  </w:t>
+      </w:r>
+      <w:r>
+        <w:rPr>
+          <w:rFonts w:ascii="Calibri" w:cs="Calibri" w:eastAsia="Calibri" w:hAnsi="Calibri"/>
+          <w:color w:val="5A7078"/>
+          <w:sz w:val="20"/>
+          <w:szCs w:val="20"/>
+        </w:rPr>
+        <w:t xml:space="preserve">—</w:t>
+      </w:r>
+    </w:p>
+    <w:p>
+      <w:pPr>
+        <w:spacing w:after="50" w:before="200" w:line="276"/>
+      </w:pPr>
+      <w:r>
+        <w:rPr>
+          <w:rFonts w:ascii="Calibri" w:cs="Calibri" w:eastAsia="Calibri" w:hAnsi="Calibri"/>
+          <w:b/>
+          <w:bCs/>
+          <w:color w:val="0B5D6E"/>
+          <w:sz w:val="21"/>
+          <w:szCs w:val="21"/>
+        </w:rPr>
+        <w:t xml:space="preserve">1:56–2:18   </w:t>
+      </w:r>
+      <w:r>
+        <w:rPr>
+          <w:rFonts w:ascii="Calibri" w:cs="Calibri" w:eastAsia="Calibri" w:hAnsi="Calibri"/>
+          <w:b/>
+          <w:bCs/>
+          <w:color w:val="5A7078"/>
+          <w:sz w:val="19"/>
+          <w:szCs w:val="19"/>
+        </w:rPr>
+        <w:t xml:space="preserve">Слайд 7 — AI-механика</w:t>
+      </w:r>
+    </w:p>
+    <w:p>
+      <w:pPr>
+        <w:spacing w:after="40" w:line="276"/>
+        <w:ind w:left="220"/>
+      </w:pPr>
+      <w:r>
+        <w:rPr>
+          <w:rFonts w:ascii="Calibri" w:cs="Calibri" w:eastAsia="Calibri" w:hAnsi="Calibri"/>
+          <w:b/>
+          <w:bCs/>
+          <w:color w:val="16242A"/>
+          <w:sz w:val="20"/>
+          <w:szCs w:val="20"/>
+        </w:rPr>
+        <w:t xml:space="preserve">Спикер:  </w:t>
+      </w:r>
+      <w:r>
+        <w:rPr>
+          <w:rFonts w:ascii="Calibri" w:cs="Calibri" w:eastAsia="Calibri" w:hAnsi="Calibri"/>
+          <w:color w:val="16242A"/>
+          <w:sz w:val="20"/>
+          <w:szCs w:val="20"/>
+        </w:rPr>
+        <w:t xml:space="preserve">«Где здесь AI. Модель делает три вещи: достаёт признаки из свободных ответов, ищет пересечения интересов и пишет объяснение на языке подростка. Факты — специальности и вузы — подставляет код из справочника, поэтому галлюцинация в фактах невозможна. Если модель молчит сорок секунд, показывается заготовленная карта, и продукт не ломается».</w:t>
+      </w:r>
+    </w:p>
+    <w:p>
+      <w:pPr>
+        <w:spacing w:after="40" w:line="276"/>
+        <w:ind w:left="220"/>
+      </w:pPr>
+      <w:r>
+        <w:rPr>
+          <w:rFonts w:ascii="Calibri" w:cs="Calibri" w:eastAsia="Calibri" w:hAnsi="Calibri"/>
+          <w:b/>
+          <w:bCs/>
+          <w:color w:val="0B5D6E"/>
+          <w:sz w:val="20"/>
+          <w:szCs w:val="20"/>
+        </w:rPr>
+        <w:t xml:space="preserve">Марк:  </w:t>
+      </w:r>
+      <w:r>
+        <w:rPr>
+          <w:rFonts w:ascii="Calibri" w:cs="Calibri" w:eastAsia="Calibri" w:hAnsi="Calibri"/>
+          <w:color w:val="5A7078"/>
+          <w:sz w:val="20"/>
+          <w:szCs w:val="20"/>
+        </w:rPr>
+        <w:t xml:space="preserve">—</w:t>
+      </w:r>
+    </w:p>
+    <w:p>
+      <w:pPr>
+        <w:spacing w:after="50" w:before="200" w:line="276"/>
+      </w:pPr>
+      <w:r>
+        <w:rPr>
+          <w:rFonts w:ascii="Calibri" w:cs="Calibri" w:eastAsia="Calibri" w:hAnsi="Calibri"/>
+          <w:b/>
+          <w:bCs/>
+          <w:color w:val="0B5D6E"/>
+          <w:sz w:val="21"/>
+          <w:szCs w:val="21"/>
+        </w:rPr>
+        <w:t xml:space="preserve">2:18–2:40   </w:t>
+      </w:r>
+      <w:r>
+        <w:rPr>
+          <w:rFonts w:ascii="Calibri" w:cs="Calibri" w:eastAsia="Calibri" w:hAnsi="Calibri"/>
+          <w:b/>
+          <w:bCs/>
+          <w:color w:val="5A7078"/>
+          <w:sz w:val="19"/>
+          <w:szCs w:val="19"/>
+        </w:rPr>
+        <w:t xml:space="preserve">Слайд 8 — Рынок</w:t>
+      </w:r>
+    </w:p>
+    <w:p>
+      <w:pPr>
+        <w:spacing w:after="40" w:line="276"/>
+        <w:ind w:left="220"/>
+      </w:pPr>
+      <w:r>
+        <w:rPr>
+          <w:rFonts w:ascii="Calibri" w:cs="Calibri" w:eastAsia="Calibri" w:hAnsi="Calibri"/>
+          <w:b/>
+          <w:bCs/>
+          <w:color w:val="16242A"/>
+          <w:sz w:val="20"/>
+          <w:szCs w:val="20"/>
+        </w:rPr>
+        <w:t xml:space="preserve">Спикер:  </w:t>
+      </w:r>
+      <w:r>
+        <w:rPr>
+          <w:rFonts w:ascii="Calibri" w:cs="Calibri" w:eastAsia="Calibri" w:hAnsi="Calibri"/>
+          <w:color w:val="16242A"/>
+          <w:sz w:val="20"/>
+          <w:szCs w:val="20"/>
+        </w:rPr>
+        <w:t xml:space="preserve">«Рынок — три страны: Россия, Казахстан, Узбекистан. Два и семь десятых миллиона девятиклассников каждый год, пятьдесят девять тысяч школ. Спрос со стороны школ уже создан государством: в России профориентация обязательна с двадцать третьего года — требование есть, инструмента нет. А семья девятиклассника уже тратит около двухсот пятидесяти долларов в месяц на подготовку».</w:t>
+      </w:r>
+    </w:p>
+    <w:p>
+      <w:pPr>
+        <w:spacing w:after="40" w:line="276"/>
+        <w:ind w:left="220"/>
+      </w:pPr>
+      <w:r>
+        <w:rPr>
+          <w:rFonts w:ascii="Calibri" w:cs="Calibri" w:eastAsia="Calibri" w:hAnsi="Calibri"/>
+          <w:b/>
+          <w:bCs/>
+          <w:color w:val="0B5D6E"/>
+          <w:sz w:val="20"/>
+          <w:szCs w:val="20"/>
+        </w:rPr>
+        <w:t xml:space="preserve">Марк:  </w:t>
+      </w:r>
+      <w:r>
+        <w:rPr>
+          <w:rFonts w:ascii="Calibri" w:cs="Calibri" w:eastAsia="Calibri" w:hAnsi="Calibri"/>
+          <w:color w:val="5A7078"/>
+          <w:sz w:val="20"/>
+          <w:szCs w:val="20"/>
+        </w:rPr>
+        <w:t xml:space="preserve">—</w:t>
+      </w:r>
+    </w:p>
+    <w:p>
+      <w:pPr>
+        <w:spacing w:after="50" w:before="200" w:line="276"/>
+      </w:pPr>
+      <w:r>
+        <w:rPr>
+          <w:rFonts w:ascii="Calibri" w:cs="Calibri" w:eastAsia="Calibri" w:hAnsi="Calibri"/>
+          <w:b/>
+          <w:bCs/>
+          <w:color w:val="0B5D6E"/>
+          <w:sz w:val="21"/>
+          <w:szCs w:val="21"/>
+        </w:rPr>
+        <w:t xml:space="preserve">2:40–2:58   </w:t>
+      </w:r>
+      <w:r>
+        <w:rPr>
+          <w:rFonts w:ascii="Calibri" w:cs="Calibri" w:eastAsia="Calibri" w:hAnsi="Calibri"/>
+          <w:b/>
+          <w:bCs/>
+          <w:color w:val="5A7078"/>
+          <w:sz w:val="19"/>
+          <w:szCs w:val="19"/>
+        </w:rPr>
+        <w:t xml:space="preserve">Слайд 9 — Бизнес-модель</w:t>
+      </w:r>
+    </w:p>
+    <w:p>
+      <w:pPr>
+        <w:spacing w:after="40" w:line="276"/>
+        <w:ind w:left="220"/>
+      </w:pPr>
+      <w:r>
+        <w:rPr>
+          <w:rFonts w:ascii="Calibri" w:cs="Calibri" w:eastAsia="Calibri" w:hAnsi="Calibri"/>
+          <w:b/>
+          <w:bCs/>
+          <w:color w:val="16242A"/>
+          <w:sz w:val="20"/>
+          <w:szCs w:val="20"/>
+        </w:rPr>
+        <w:t xml:space="preserve">Спикер:  </w:t>
+      </w:r>
+      <w:r>
+        <w:rPr>
+          <w:rFonts w:ascii="Calibri" w:cs="Calibri" w:eastAsia="Calibri" w:hAnsi="Calibri"/>
+          <w:color w:val="16242A"/>
+          <w:sz w:val="20"/>
+          <w:szCs w:val="20"/>
+        </w:rPr>
+        <w:t xml:space="preserve">«За разовый тест не платят — за сопровождение платят. Родитель: шесть долларов в месяц, это два процента от того, что он тратит и так. Школа: двести пятьдесят долларов за класс. Выходим через школы — один договор даёт сразу класс учеников».</w:t>
+      </w:r>
+    </w:p>
+    <w:p>
+      <w:pPr>
+        <w:spacing w:after="40" w:line="276"/>
+        <w:ind w:left="220"/>
+      </w:pPr>
+      <w:r>
+        <w:rPr>
+          <w:rFonts w:ascii="Calibri" w:cs="Calibri" w:eastAsia="Calibri" w:hAnsi="Calibri"/>
+          <w:b/>
+          <w:bCs/>
+          <w:color w:val="0B5D6E"/>
+          <w:sz w:val="20"/>
+          <w:szCs w:val="20"/>
+        </w:rPr>
+        <w:t xml:space="preserve">Марк:  </w:t>
+      </w:r>
+      <w:r>
+        <w:rPr>
+          <w:rFonts w:ascii="Calibri" w:cs="Calibri" w:eastAsia="Calibri" w:hAnsi="Calibri"/>
+          <w:color w:val="5A7078"/>
+          <w:sz w:val="20"/>
+          <w:szCs w:val="20"/>
+        </w:rPr>
+        <w:t xml:space="preserve">—</w:t>
+      </w:r>
+    </w:p>
+    <w:p>
+      <w:pPr>
+        <w:spacing w:after="50" w:before="200" w:line="276"/>
+      </w:pPr>
+      <w:r>
+        <w:rPr>
+          <w:rFonts w:ascii="Calibri" w:cs="Calibri" w:eastAsia="Calibri" w:hAnsi="Calibri"/>
+          <w:b/>
+          <w:bCs/>
+          <w:color w:val="0B5D6E"/>
+          <w:sz w:val="21"/>
+          <w:szCs w:val="21"/>
+        </w:rPr>
+        <w:t xml:space="preserve">2:58–3:08   </w:t>
+      </w:r>
+      <w:r>
+        <w:rPr>
+          <w:rFonts w:ascii="Calibri" w:cs="Calibri" w:eastAsia="Calibri" w:hAnsi="Calibri"/>
+          <w:b/>
+          <w:bCs/>
+          <w:color w:val="5A7078"/>
+          <w:sz w:val="19"/>
+          <w:szCs w:val="19"/>
+        </w:rPr>
+        <w:t xml:space="preserve">Слайд 10 — Прототип (мост)</w:t>
+      </w:r>
+    </w:p>
+    <w:p>
+      <w:pPr>
+        <w:spacing w:after="40" w:line="276"/>
+        <w:ind w:left="220"/>
+      </w:pPr>
+      <w:r>
+        <w:rPr>
+          <w:rFonts w:ascii="Calibri" w:cs="Calibri" w:eastAsia="Calibri" w:hAnsi="Calibri"/>
+          <w:b/>
+          <w:bCs/>
+          <w:color w:val="16242A"/>
+          <w:sz w:val="20"/>
+          <w:szCs w:val="20"/>
+        </w:rPr>
+        <w:t xml:space="preserve">Спикер:  </w:t>
+      </w:r>
+      <w:r>
+        <w:rPr>
+          <w:rFonts w:ascii="Calibri" w:cs="Calibri" w:eastAsia="Calibri" w:hAnsi="Calibri"/>
+          <w:color w:val="16242A"/>
+          <w:sz w:val="20"/>
+          <w:szCs w:val="20"/>
+        </w:rPr>
+        <w:t xml:space="preserve">«И это не мокап. Прототип работает на продакшене, карту собирает живой AI за восемь секунд. Показываем».</w:t>
+      </w:r>
+    </w:p>
+    <w:p>
+      <w:pPr>
+        <w:spacing w:after="40" w:line="276"/>
+        <w:ind w:left="220"/>
+      </w:pPr>
+      <w:r>
+        <w:rPr>
+          <w:rFonts w:ascii="Calibri" w:cs="Calibri" w:eastAsia="Calibri" w:hAnsi="Calibri"/>
+          <w:b/>
+          <w:bCs/>
+          <w:color w:val="0B5D6E"/>
+          <w:sz w:val="20"/>
+          <w:szCs w:val="20"/>
+        </w:rPr>
+        <w:t xml:space="preserve">Марк:  </w:t>
+      </w:r>
+      <w:r>
+        <w:rPr>
+          <w:rFonts w:ascii="Calibri" w:cs="Calibri" w:eastAsia="Calibri" w:hAnsi="Calibri"/>
+          <w:color w:val="5A7078"/>
+          <w:sz w:val="20"/>
+          <w:szCs w:val="20"/>
+        </w:rPr>
+        <w:t xml:space="preserve">Готовится переключить экран. Рука на Alt+Tab.</w:t>
+      </w:r>
+    </w:p>
+    <w:p>
+      <w:pPr>
+        <w:pStyle w:val="Heading2"/>
+        <w:spacing w:after="120" w:before="260"/>
+      </w:pPr>
+      <w:r>
+        <w:rPr>
+          <w:rFonts w:ascii="Cambria" w:cs="Cambria" w:eastAsia="Cambria" w:hAnsi="Cambria"/>
+          <w:b/>
+          <w:bCs/>
+          <w:color w:val="16242A"/>
+          <w:sz w:val="24"/>
+          <w:szCs w:val="24"/>
+        </w:rPr>
+        <w:t xml:space="preserve">Часть вторая: живое демо</w:t>
+      </w:r>
+    </w:p>
+    <w:p>
+      <w:pPr>
+        <w:spacing w:after="60" w:line="276"/>
+      </w:pPr>
+      <w:r>
+        <w:rPr>
+          <w:rFonts w:ascii="Calibri" w:cs="Calibri" w:eastAsia="Calibri" w:hAnsi="Calibri"/>
+          <w:i/>
+          <w:iCs/>
+          <w:color w:val="5A7078"/>
+          <w:sz w:val="21"/>
+          <w:szCs w:val="21"/>
+        </w:rPr>
+        <w:t xml:space="preserve">Экран переключается на браузер. Спикер продолжает говорить, Марк кликает по выделенным фразам.</w:t>
+      </w:r>
+    </w:p>
+    <w:p>
+      <w:pPr>
+        <w:spacing w:after="50" w:before="200" w:line="276"/>
+      </w:pPr>
+      <w:r>
+        <w:rPr>
+          <w:rFonts w:ascii="Calibri" w:cs="Calibri" w:eastAsia="Calibri" w:hAnsi="Calibri"/>
+          <w:b/>
+          <w:bCs/>
+          <w:color w:val="0B5D6E"/>
+          <w:sz w:val="21"/>
+          <w:szCs w:val="21"/>
+        </w:rPr>
+        <w:t xml:space="preserve">3:08–3:13   </w:t>
+      </w:r>
+      <w:r>
+        <w:rPr>
+          <w:rFonts w:ascii="Calibri" w:cs="Calibri" w:eastAsia="Calibri" w:hAnsi="Calibri"/>
+          <w:b/>
+          <w:bCs/>
+          <w:color w:val="5A7078"/>
+          <w:sz w:val="19"/>
+          <w:szCs w:val="19"/>
+        </w:rPr>
+        <w:t xml:space="preserve">Переключение экрана</w:t>
+      </w:r>
+    </w:p>
+    <w:p>
+      <w:pPr>
+        <w:spacing w:after="40" w:line="276"/>
+        <w:ind w:left="220"/>
+      </w:pPr>
+      <w:r>
+        <w:rPr>
+          <w:rFonts w:ascii="Calibri" w:cs="Calibri" w:eastAsia="Calibri" w:hAnsi="Calibri"/>
+          <w:b/>
+          <w:bCs/>
+          <w:color w:val="16242A"/>
+          <w:sz w:val="20"/>
+          <w:szCs w:val="20"/>
+        </w:rPr>
+        <w:t xml:space="preserve">Спикер:  </w:t>
+      </w:r>
+      <w:r>
+        <w:rPr>
+          <w:rFonts w:ascii="Calibri" w:cs="Calibri" w:eastAsia="Calibri" w:hAnsi="Calibri"/>
+          <w:color w:val="16242A"/>
+          <w:sz w:val="20"/>
+          <w:szCs w:val="20"/>
+        </w:rPr>
+        <w:t xml:space="preserve">Пауза. Можно сказать: «секунду, переключаемся».</w:t>
+      </w:r>
+    </w:p>
+    <w:p>
+      <w:pPr>
+        <w:spacing w:after="40" w:line="276"/>
+        <w:ind w:left="220"/>
+      </w:pPr>
+      <w:r>
+        <w:rPr>
+          <w:rFonts w:ascii="Calibri" w:cs="Calibri" w:eastAsia="Calibri" w:hAnsi="Calibri"/>
+          <w:b/>
+          <w:bCs/>
+          <w:color w:val="0B5D6E"/>
+          <w:sz w:val="20"/>
+          <w:szCs w:val="20"/>
+        </w:rPr>
+        <w:t xml:space="preserve">Марк:  </w:t>
+      </w:r>
+      <w:r>
+        <w:rPr>
+          <w:rFonts w:ascii="Calibri" w:cs="Calibri" w:eastAsia="Calibri" w:hAnsi="Calibri"/>
+          <w:color w:val="5A7078"/>
+          <w:sz w:val="20"/>
+          <w:szCs w:val="20"/>
+        </w:rPr>
+        <w:t xml:space="preserve">Alt+Tab на браузер. На экране — экран профиля, всё готово.</w:t>
+      </w:r>
+    </w:p>
+    <w:p>
+      <w:pPr>
+        <w:spacing w:after="50" w:before="200" w:line="276"/>
+      </w:pPr>
+      <w:r>
+        <w:rPr>
+          <w:rFonts w:ascii="Calibri" w:cs="Calibri" w:eastAsia="Calibri" w:hAnsi="Calibri"/>
+          <w:b/>
+          <w:bCs/>
+          <w:color w:val="0B5D6E"/>
+          <w:sz w:val="21"/>
+          <w:szCs w:val="21"/>
+        </w:rPr>
+        <w:t xml:space="preserve">3:13–3:21   </w:t>
+      </w:r>
+      <w:r>
+        <w:rPr>
+          <w:rFonts w:ascii="Calibri" w:cs="Calibri" w:eastAsia="Calibri" w:hAnsi="Calibri"/>
+          <w:b/>
+          <w:bCs/>
+          <w:color w:val="5A7078"/>
+          <w:sz w:val="19"/>
+          <w:szCs w:val="19"/>
+        </w:rPr>
+        <w:t xml:space="preserve">Профиль</w:t>
+      </w:r>
+    </w:p>
+    <w:p>
+      <w:pPr>
+        <w:spacing w:after="40" w:line="276"/>
+        <w:ind w:left="220"/>
+      </w:pPr>
+      <w:r>
+        <w:rPr>
+          <w:rFonts w:ascii="Calibri" w:cs="Calibri" w:eastAsia="Calibri" w:hAnsi="Calibri"/>
+          <w:b/>
+          <w:bCs/>
+          <w:color w:val="16242A"/>
+          <w:sz w:val="20"/>
+          <w:szCs w:val="20"/>
+        </w:rPr>
+        <w:t xml:space="preserve">Спикер:  </w:t>
+      </w:r>
+      <w:r>
+        <w:rPr>
+          <w:rFonts w:ascii="Calibri" w:cs="Calibri" w:eastAsia="Calibri" w:hAnsi="Calibri"/>
+          <w:color w:val="16242A"/>
+          <w:sz w:val="20"/>
+          <w:szCs w:val="20"/>
+        </w:rPr>
+        <w:t xml:space="preserve">«Даня заходит первый раз. Девятый класс, вторая четверть, поступать хочет в СНГ и Европу — от этого зависят вузы на карте».</w:t>
+      </w:r>
+    </w:p>
+    <w:p>
+      <w:pPr>
+        <w:spacing w:after="40" w:line="276"/>
+        <w:ind w:left="220"/>
+      </w:pPr>
+      <w:r>
+        <w:rPr>
+          <w:rFonts w:ascii="Calibri" w:cs="Calibri" w:eastAsia="Calibri" w:hAnsi="Calibri"/>
+          <w:b/>
+          <w:bCs/>
+          <w:color w:val="0B5D6E"/>
+          <w:sz w:val="20"/>
+          <w:szCs w:val="20"/>
+        </w:rPr>
+        <w:t xml:space="preserve">Марк:  </w:t>
+      </w:r>
+      <w:r>
+        <w:rPr>
+          <w:rFonts w:ascii="Calibri" w:cs="Calibri" w:eastAsia="Calibri" w:hAnsi="Calibri"/>
+          <w:color w:val="5A7078"/>
+          <w:sz w:val="20"/>
+          <w:szCs w:val="20"/>
+        </w:rPr>
+        <w:t xml:space="preserve">Нажать «Заполнить за Даню», затем «Дальше».</w:t>
+      </w:r>
+    </w:p>
+    <w:p>
+      <w:pPr>
+        <w:spacing w:after="50" w:before="200" w:line="276"/>
+      </w:pPr>
+      <w:r>
+        <w:rPr>
+          <w:rFonts w:ascii="Calibri" w:cs="Calibri" w:eastAsia="Calibri" w:hAnsi="Calibri"/>
+          <w:b/>
+          <w:bCs/>
+          <w:color w:val="0B5D6E"/>
+          <w:sz w:val="21"/>
+          <w:szCs w:val="21"/>
+        </w:rPr>
+        <w:t xml:space="preserve">3:21–3:35   </w:t>
+      </w:r>
+      <w:r>
+        <w:rPr>
+          <w:rFonts w:ascii="Calibri" w:cs="Calibri" w:eastAsia="Calibri" w:hAnsi="Calibri"/>
+          <w:b/>
+          <w:bCs/>
+          <w:color w:val="5A7078"/>
+          <w:sz w:val="19"/>
+          <w:szCs w:val="19"/>
+        </w:rPr>
+        <w:t xml:space="preserve">Диагностика</w:t>
+      </w:r>
+    </w:p>
+    <w:p>
+      <w:pPr>
+        <w:spacing w:after="40" w:line="276"/>
+        <w:ind w:left="220"/>
+      </w:pPr>
+      <w:r>
+        <w:rPr>
+          <w:rFonts w:ascii="Calibri" w:cs="Calibri" w:eastAsia="Calibri" w:hAnsi="Calibri"/>
+          <w:b/>
+          <w:bCs/>
+          <w:color w:val="16242A"/>
+          <w:sz w:val="20"/>
+          <w:szCs w:val="20"/>
+        </w:rPr>
+        <w:t xml:space="preserve">Спикер:  </w:t>
+      </w:r>
+      <w:r>
+        <w:rPr>
+          <w:rFonts w:ascii="Calibri" w:cs="Calibri" w:eastAsia="Calibri" w:hAnsi="Calibri"/>
+          <w:color w:val="16242A"/>
+          <w:sz w:val="20"/>
+          <w:szCs w:val="20"/>
+        </w:rPr>
+        <w:t xml:space="preserve">«Дальше не тест, а разговор. Первый вопрос — не „кем хочешь стать“, а „что ты делаешь просто так, когда никто не просит“. И под каждым вопросом написано, зачем мы его задаём».</w:t>
+      </w:r>
+    </w:p>
+    <w:p>
+      <w:pPr>
+        <w:spacing w:after="40" w:line="276"/>
+        <w:ind w:left="220"/>
+      </w:pPr>
+      <w:r>
+        <w:rPr>
+          <w:rFonts w:ascii="Calibri" w:cs="Calibri" w:eastAsia="Calibri" w:hAnsi="Calibri"/>
+          <w:b/>
+          <w:bCs/>
+          <w:color w:val="0B5D6E"/>
+          <w:sz w:val="20"/>
+          <w:szCs w:val="20"/>
+        </w:rPr>
+        <w:t xml:space="preserve">Марк:  </w:t>
+      </w:r>
+      <w:r>
+        <w:rPr>
+          <w:rFonts w:ascii="Calibri" w:cs="Calibri" w:eastAsia="Calibri" w:hAnsi="Calibri"/>
+          <w:color w:val="5A7078"/>
+          <w:sz w:val="20"/>
+          <w:szCs w:val="20"/>
+        </w:rPr>
+        <w:t xml:space="preserve">Показать вопрос и подпись под ним. По слову «зачем» — нажать «Ответить за Даню», затем «Собрать карту».</w:t>
+      </w:r>
+    </w:p>
+    <w:p>
+      <w:pPr>
+        <w:spacing w:after="50" w:before="200" w:line="276"/>
+      </w:pPr>
+      <w:r>
+        <w:rPr>
+          <w:rFonts w:ascii="Calibri" w:cs="Calibri" w:eastAsia="Calibri" w:hAnsi="Calibri"/>
+          <w:b/>
+          <w:bCs/>
+          <w:color w:val="0B5D6E"/>
+          <w:sz w:val="21"/>
+          <w:szCs w:val="21"/>
+        </w:rPr>
+        <w:t xml:space="preserve">3:35–3:47   </w:t>
+      </w:r>
+      <w:r>
+        <w:rPr>
+          <w:rFonts w:ascii="Calibri" w:cs="Calibri" w:eastAsia="Calibri" w:hAnsi="Calibri"/>
+          <w:b/>
+          <w:bCs/>
+          <w:color w:val="5A7078"/>
+          <w:sz w:val="19"/>
+          <w:szCs w:val="19"/>
+        </w:rPr>
+        <w:t xml:space="preserve">Сборка карты</w:t>
+      </w:r>
+    </w:p>
+    <w:p>
+      <w:pPr>
+        <w:spacing w:after="40" w:line="276"/>
+        <w:ind w:left="220"/>
+      </w:pPr>
+      <w:r>
+        <w:rPr>
+          <w:rFonts w:ascii="Calibri" w:cs="Calibri" w:eastAsia="Calibri" w:hAnsi="Calibri"/>
+          <w:b/>
+          <w:bCs/>
+          <w:color w:val="16242A"/>
+          <w:sz w:val="20"/>
+          <w:szCs w:val="20"/>
+        </w:rPr>
+        <w:t xml:space="preserve">Спикер:  </w:t>
+      </w:r>
+      <w:r>
+        <w:rPr>
+          <w:rFonts w:ascii="Calibri" w:cs="Calibri" w:eastAsia="Calibri" w:hAnsi="Calibri"/>
+          <w:color w:val="16242A"/>
+          <w:sz w:val="20"/>
+          <w:szCs w:val="20"/>
+        </w:rPr>
+        <w:t xml:space="preserve">«Сейчас модель ищет не главный интерес, а комбинации — и сверяет их со справочником профессий. Это занимает секунд восемь».</w:t>
+      </w:r>
+    </w:p>
+    <w:p>
+      <w:pPr>
+        <w:spacing w:after="40" w:line="276"/>
+        <w:ind w:left="220"/>
+      </w:pPr>
+      <w:r>
+        <w:rPr>
+          <w:rFonts w:ascii="Calibri" w:cs="Calibri" w:eastAsia="Calibri" w:hAnsi="Calibri"/>
+          <w:b/>
+          <w:bCs/>
+          <w:color w:val="0B5D6E"/>
+          <w:sz w:val="20"/>
+          <w:szCs w:val="20"/>
+        </w:rPr>
+        <w:t xml:space="preserve">Марк:  </w:t>
+      </w:r>
+      <w:r>
+        <w:rPr>
+          <w:rFonts w:ascii="Calibri" w:cs="Calibri" w:eastAsia="Calibri" w:hAnsi="Calibri"/>
+          <w:color w:val="5A7078"/>
+          <w:sz w:val="20"/>
+          <w:szCs w:val="20"/>
+        </w:rPr>
+        <w:t xml:space="preserve">Ничего не нажимать. Просто ждать — на экране крутится третий шаг.</w:t>
+      </w:r>
+    </w:p>
+    <w:p>
+      <w:pPr>
+        <w:spacing w:after="50" w:before="200" w:line="276"/>
+      </w:pPr>
+      <w:r>
+        <w:rPr>
+          <w:rFonts w:ascii="Calibri" w:cs="Calibri" w:eastAsia="Calibri" w:hAnsi="Calibri"/>
+          <w:b/>
+          <w:bCs/>
+          <w:color w:val="0B5D6E"/>
+          <w:sz w:val="21"/>
+          <w:szCs w:val="21"/>
+        </w:rPr>
+        <w:t xml:space="preserve">3:47–3:55   </w:t>
+      </w:r>
+      <w:r>
+        <w:rPr>
+          <w:rFonts w:ascii="Calibri" w:cs="Calibri" w:eastAsia="Calibri" w:hAnsi="Calibri"/>
+          <w:b/>
+          <w:bCs/>
+          <w:color w:val="5A7078"/>
+          <w:sz w:val="19"/>
+          <w:szCs w:val="19"/>
+        </w:rPr>
+        <w:t xml:space="preserve">Карта</w:t>
+      </w:r>
+    </w:p>
+    <w:p>
+      <w:pPr>
+        <w:spacing w:after="40" w:line="276"/>
+        <w:ind w:left="220"/>
+      </w:pPr>
+      <w:r>
+        <w:rPr>
+          <w:rFonts w:ascii="Calibri" w:cs="Calibri" w:eastAsia="Calibri" w:hAnsi="Calibri"/>
+          <w:b/>
+          <w:bCs/>
+          <w:color w:val="16242A"/>
+          <w:sz w:val="20"/>
+          <w:szCs w:val="20"/>
+        </w:rPr>
+        <w:t xml:space="preserve">Спикер:  </w:t>
+      </w:r>
+      <w:r>
+        <w:rPr>
+          <w:rFonts w:ascii="Calibri" w:cs="Calibri" w:eastAsia="Calibri" w:hAnsi="Calibri"/>
+          <w:color w:val="16242A"/>
+          <w:sz w:val="20"/>
+          <w:szCs w:val="20"/>
+        </w:rPr>
+        <w:t xml:space="preserve">«Вот карта. Четыре линии — это четыре пересечения его интересов, у каждой свои вузы на конечной».</w:t>
+      </w:r>
+    </w:p>
+    <w:p>
+      <w:pPr>
+        <w:spacing w:after="40" w:line="276"/>
+        <w:ind w:left="220"/>
+      </w:pPr>
+      <w:r>
+        <w:rPr>
+          <w:rFonts w:ascii="Calibri" w:cs="Calibri" w:eastAsia="Calibri" w:hAnsi="Calibri"/>
+          <w:b/>
+          <w:bCs/>
+          <w:color w:val="0B5D6E"/>
+          <w:sz w:val="20"/>
+          <w:szCs w:val="20"/>
+        </w:rPr>
+        <w:t xml:space="preserve">Марк:  </w:t>
+      </w:r>
+      <w:r>
+        <w:rPr>
+          <w:rFonts w:ascii="Calibri" w:cs="Calibri" w:eastAsia="Calibri" w:hAnsi="Calibri"/>
+          <w:color w:val="5A7078"/>
+          <w:sz w:val="20"/>
+          <w:szCs w:val="20"/>
+        </w:rPr>
+        <w:t xml:space="preserve">Навести курсор на линию «Биоинформатика» — остальные гаснут.</w:t>
+      </w:r>
+    </w:p>
+    <w:p>
+      <w:pPr>
+        <w:spacing w:after="50" w:before="200" w:line="276"/>
+      </w:pPr>
+      <w:r>
+        <w:rPr>
+          <w:rFonts w:ascii="Calibri" w:cs="Calibri" w:eastAsia="Calibri" w:hAnsi="Calibri"/>
+          <w:b/>
+          <w:bCs/>
+          <w:color w:val="0B5D6E"/>
+          <w:sz w:val="21"/>
+          <w:szCs w:val="21"/>
+        </w:rPr>
+        <w:t xml:space="preserve">3:55–4:03   </w:t>
+      </w:r>
+      <w:r>
+        <w:rPr>
+          <w:rFonts w:ascii="Calibri" w:cs="Calibri" w:eastAsia="Calibri" w:hAnsi="Calibri"/>
+          <w:b/>
+          <w:bCs/>
+          <w:color w:val="5A7078"/>
+          <w:sz w:val="19"/>
+          <w:szCs w:val="19"/>
+        </w:rPr>
+        <w:t xml:space="preserve">Пересадка</w:t>
+      </w:r>
+    </w:p>
+    <w:p>
+      <w:pPr>
+        <w:spacing w:after="40" w:line="276"/>
+        <w:ind w:left="220"/>
+      </w:pPr>
+      <w:r>
+        <w:rPr>
+          <w:rFonts w:ascii="Calibri" w:cs="Calibri" w:eastAsia="Calibri" w:hAnsi="Calibri"/>
+          <w:b/>
+          <w:bCs/>
+          <w:color w:val="16242A"/>
+          <w:sz w:val="20"/>
+          <w:szCs w:val="20"/>
+        </w:rPr>
+        <w:t xml:space="preserve">Спикер:  </w:t>
+      </w:r>
+      <w:r>
+        <w:rPr>
+          <w:rFonts w:ascii="Calibri" w:cs="Calibri" w:eastAsia="Calibri" w:hAnsi="Calibri"/>
+          <w:color w:val="16242A"/>
+          <w:sz w:val="20"/>
+          <w:szCs w:val="20"/>
+        </w:rPr>
+        <w:t xml:space="preserve">«А чёрная станция — это пересадка: один навык работает сразу на двух маршрутах. Ошибся линией — пересел, пройденное осталось».</w:t>
+      </w:r>
+    </w:p>
+    <w:p>
+      <w:pPr>
+        <w:spacing w:after="40" w:line="276"/>
+        <w:ind w:left="220"/>
+      </w:pPr>
+      <w:r>
+        <w:rPr>
+          <w:rFonts w:ascii="Calibri" w:cs="Calibri" w:eastAsia="Calibri" w:hAnsi="Calibri"/>
+          <w:b/>
+          <w:bCs/>
+          <w:color w:val="0B5D6E"/>
+          <w:sz w:val="20"/>
+          <w:szCs w:val="20"/>
+        </w:rPr>
+        <w:t xml:space="preserve">Марк:  </w:t>
+      </w:r>
+      <w:r>
+        <w:rPr>
+          <w:rFonts w:ascii="Calibri" w:cs="Calibri" w:eastAsia="Calibri" w:hAnsi="Calibri"/>
+          <w:color w:val="5A7078"/>
+          <w:sz w:val="20"/>
+          <w:szCs w:val="20"/>
+        </w:rPr>
+        <w:t xml:space="preserve">Кликнуть по чёрной станции-пересадке, показать всплывающую подсказку.</w:t>
+      </w:r>
+    </w:p>
+    <w:p>
+      <w:pPr>
+        <w:spacing w:after="50" w:before="200" w:line="276"/>
+      </w:pPr>
+      <w:r>
+        <w:rPr>
+          <w:rFonts w:ascii="Calibri" w:cs="Calibri" w:eastAsia="Calibri" w:hAnsi="Calibri"/>
+          <w:b/>
+          <w:bCs/>
+          <w:color w:val="0B5D6E"/>
+          <w:sz w:val="21"/>
+          <w:szCs w:val="21"/>
+        </w:rPr>
+        <w:t xml:space="preserve">4:03–4:15   </w:t>
+      </w:r>
+      <w:r>
+        <w:rPr>
+          <w:rFonts w:ascii="Calibri" w:cs="Calibri" w:eastAsia="Calibri" w:hAnsi="Calibri"/>
+          <w:b/>
+          <w:bCs/>
+          <w:color w:val="5A7078"/>
+          <w:sz w:val="19"/>
+          <w:szCs w:val="19"/>
+        </w:rPr>
+        <w:t xml:space="preserve">Линия</w:t>
+      </w:r>
+    </w:p>
+    <w:p>
+      <w:pPr>
+        <w:spacing w:after="40" w:line="276"/>
+        <w:ind w:left="220"/>
+      </w:pPr>
+      <w:r>
+        <w:rPr>
+          <w:rFonts w:ascii="Calibri" w:cs="Calibri" w:eastAsia="Calibri" w:hAnsi="Calibri"/>
+          <w:b/>
+          <w:bCs/>
+          <w:color w:val="16242A"/>
+          <w:sz w:val="20"/>
+          <w:szCs w:val="20"/>
+        </w:rPr>
+        <w:t xml:space="preserve">Спикер:  </w:t>
+      </w:r>
+      <w:r>
+        <w:rPr>
+          <w:rFonts w:ascii="Calibri" w:cs="Calibri" w:eastAsia="Calibri" w:hAnsi="Calibri"/>
+          <w:color w:val="16242A"/>
+          <w:sz w:val="20"/>
+          <w:szCs w:val="20"/>
+        </w:rPr>
+        <w:t xml:space="preserve">«Открываем линию: почему это про тебя, маршрут по станциям и вузы под те регионы, которые он выбрал».</w:t>
+      </w:r>
+    </w:p>
+    <w:p>
+      <w:pPr>
+        <w:spacing w:after="40" w:line="276"/>
+        <w:ind w:left="220"/>
+      </w:pPr>
+      <w:r>
+        <w:rPr>
+          <w:rFonts w:ascii="Calibri" w:cs="Calibri" w:eastAsia="Calibri" w:hAnsi="Calibri"/>
+          <w:b/>
+          <w:bCs/>
+          <w:color w:val="0B5D6E"/>
+          <w:sz w:val="20"/>
+          <w:szCs w:val="20"/>
+        </w:rPr>
+        <w:t xml:space="preserve">Марк:  </w:t>
+      </w:r>
+      <w:r>
+        <w:rPr>
+          <w:rFonts w:ascii="Calibri" w:cs="Calibri" w:eastAsia="Calibri" w:hAnsi="Calibri"/>
+          <w:color w:val="5A7078"/>
+          <w:sz w:val="20"/>
+          <w:szCs w:val="20"/>
+        </w:rPr>
+        <w:t xml:space="preserve">Клик по линии. Проскроллить до блока «Куда ведёт».</w:t>
+      </w:r>
+    </w:p>
+    <w:p>
+      <w:pPr>
+        <w:spacing w:after="50" w:before="200" w:line="276"/>
+      </w:pPr>
+      <w:r>
+        <w:rPr>
+          <w:rFonts w:ascii="Calibri" w:cs="Calibri" w:eastAsia="Calibri" w:hAnsi="Calibri"/>
+          <w:b/>
+          <w:bCs/>
+          <w:color w:val="0B5D6E"/>
+          <w:sz w:val="21"/>
+          <w:szCs w:val="21"/>
+        </w:rPr>
+        <w:t xml:space="preserve">4:15–4:23   </w:t>
+      </w:r>
+      <w:r>
+        <w:rPr>
+          <w:rFonts w:ascii="Calibri" w:cs="Calibri" w:eastAsia="Calibri" w:hAnsi="Calibri"/>
+          <w:b/>
+          <w:bCs/>
+          <w:color w:val="5A7078"/>
+          <w:sz w:val="19"/>
+          <w:szCs w:val="19"/>
+        </w:rPr>
+        <w:t xml:space="preserve">Мои шаги</w:t>
+      </w:r>
+    </w:p>
+    <w:p>
+      <w:pPr>
+        <w:spacing w:after="40" w:line="276"/>
+        <w:ind w:left="220"/>
+      </w:pPr>
+      <w:r>
+        <w:rPr>
+          <w:rFonts w:ascii="Calibri" w:cs="Calibri" w:eastAsia="Calibri" w:hAnsi="Calibri"/>
+          <w:b/>
+          <w:bCs/>
+          <w:color w:val="16242A"/>
+          <w:sz w:val="20"/>
+          <w:szCs w:val="20"/>
+        </w:rPr>
+        <w:t xml:space="preserve">Спикер:  </w:t>
+      </w:r>
+      <w:r>
+        <w:rPr>
+          <w:rFonts w:ascii="Calibri" w:cs="Calibri" w:eastAsia="Calibri" w:hAnsi="Calibri"/>
+          <w:color w:val="16242A"/>
+          <w:sz w:val="20"/>
+          <w:szCs w:val="20"/>
+        </w:rPr>
+        <w:t xml:space="preserve">«И главное — шаг. Не план на три года, а одно конкретное дело до конца четверти, на каждую линию».</w:t>
+      </w:r>
+    </w:p>
+    <w:p>
+      <w:pPr>
+        <w:spacing w:after="40" w:line="276"/>
+        <w:ind w:left="220"/>
+      </w:pPr>
+      <w:r>
+        <w:rPr>
+          <w:rFonts w:ascii="Calibri" w:cs="Calibri" w:eastAsia="Calibri" w:hAnsi="Calibri"/>
+          <w:b/>
+          <w:bCs/>
+          <w:color w:val="0B5D6E"/>
+          <w:sz w:val="20"/>
+          <w:szCs w:val="20"/>
+        </w:rPr>
+        <w:t xml:space="preserve">Марк:  </w:t>
+      </w:r>
+      <w:r>
+        <w:rPr>
+          <w:rFonts w:ascii="Calibri" w:cs="Calibri" w:eastAsia="Calibri" w:hAnsi="Calibri"/>
+          <w:color w:val="5A7078"/>
+          <w:sz w:val="20"/>
+          <w:szCs w:val="20"/>
+        </w:rPr>
+        <w:t xml:space="preserve">Перейти в «Мои шаги».</w:t>
+      </w:r>
+    </w:p>
+    <w:p>
+      <w:pPr>
+        <w:spacing w:after="50" w:before="200" w:line="276"/>
+      </w:pPr>
+      <w:r>
+        <w:rPr>
+          <w:rFonts w:ascii="Calibri" w:cs="Calibri" w:eastAsia="Calibri" w:hAnsi="Calibri"/>
+          <w:b/>
+          <w:bCs/>
+          <w:color w:val="0B5D6E"/>
+          <w:sz w:val="21"/>
+          <w:szCs w:val="21"/>
+        </w:rPr>
+        <w:t xml:space="preserve">4:23–4:30   </w:t>
+      </w:r>
+      <w:r>
+        <w:rPr>
+          <w:rFonts w:ascii="Calibri" w:cs="Calibri" w:eastAsia="Calibri" w:hAnsi="Calibri"/>
+          <w:b/>
+          <w:bCs/>
+          <w:color w:val="5A7078"/>
+          <w:sz w:val="19"/>
+          <w:szCs w:val="19"/>
+        </w:rPr>
+        <w:t xml:space="preserve">Шаг сделан</w:t>
+      </w:r>
+    </w:p>
+    <w:p>
+      <w:pPr>
+        <w:spacing w:after="40" w:line="276"/>
+        <w:ind w:left="220"/>
+      </w:pPr>
+      <w:r>
+        <w:rPr>
+          <w:rFonts w:ascii="Calibri" w:cs="Calibri" w:eastAsia="Calibri" w:hAnsi="Calibri"/>
+          <w:b/>
+          <w:bCs/>
+          <w:color w:val="16242A"/>
+          <w:sz w:val="20"/>
+          <w:szCs w:val="20"/>
+        </w:rPr>
+        <w:t xml:space="preserve">Спикер:  </w:t>
+      </w:r>
+      <w:r>
+        <w:rPr>
+          <w:rFonts w:ascii="Calibri" w:cs="Calibri" w:eastAsia="Calibri" w:hAnsi="Calibri"/>
+          <w:color w:val="16242A"/>
+          <w:sz w:val="20"/>
+          <w:szCs w:val="20"/>
+        </w:rPr>
+        <w:t xml:space="preserve">«Допустим, Даня прошёл десять уроков Python и написал: понравилось».</w:t>
+      </w:r>
+    </w:p>
+    <w:p>
+      <w:pPr>
+        <w:spacing w:after="40" w:line="276"/>
+        <w:ind w:left="220"/>
+      </w:pPr>
+      <w:r>
+        <w:rPr>
+          <w:rFonts w:ascii="Calibri" w:cs="Calibri" w:eastAsia="Calibri" w:hAnsi="Calibri"/>
+          <w:b/>
+          <w:bCs/>
+          <w:color w:val="0B5D6E"/>
+          <w:sz w:val="20"/>
+          <w:szCs w:val="20"/>
+        </w:rPr>
+        <w:t xml:space="preserve">Марк:  </w:t>
+      </w:r>
+      <w:r>
+        <w:rPr>
+          <w:rFonts w:ascii="Calibri" w:cs="Calibri" w:eastAsia="Calibri" w:hAnsi="Calibri"/>
+          <w:color w:val="5A7078"/>
+          <w:sz w:val="20"/>
+          <w:szCs w:val="20"/>
+        </w:rPr>
+        <w:t xml:space="preserve">Нажать «Я сделал шаг» → «понравилось» → «Подтвердить».</w:t>
+      </w:r>
+    </w:p>
+    <w:p>
+      <w:pPr>
+        <w:spacing w:after="50" w:before="200" w:line="276"/>
+      </w:pPr>
+      <w:r>
+        <w:rPr>
+          <w:rFonts w:ascii="Calibri" w:cs="Calibri" w:eastAsia="Calibri" w:hAnsi="Calibri"/>
+          <w:b/>
+          <w:bCs/>
+          <w:color w:val="0B5D6E"/>
+          <w:sz w:val="21"/>
+          <w:szCs w:val="21"/>
+        </w:rPr>
+        <w:t xml:space="preserve">4:30–4:38   </w:t>
+      </w:r>
+      <w:r>
+        <w:rPr>
+          <w:rFonts w:ascii="Calibri" w:cs="Calibri" w:eastAsia="Calibri" w:hAnsi="Calibri"/>
+          <w:b/>
+          <w:bCs/>
+          <w:color w:val="5A7078"/>
+          <w:sz w:val="19"/>
+          <w:szCs w:val="19"/>
+        </w:rPr>
+        <w:t xml:space="preserve">Карта изменилась</w:t>
+      </w:r>
+    </w:p>
+    <w:p>
+      <w:pPr>
+        <w:spacing w:after="40" w:line="276"/>
+        <w:ind w:left="220"/>
+      </w:pPr>
+      <w:r>
+        <w:rPr>
+          <w:rFonts w:ascii="Calibri" w:cs="Calibri" w:eastAsia="Calibri" w:hAnsi="Calibri"/>
+          <w:b/>
+          <w:bCs/>
+          <w:color w:val="16242A"/>
+          <w:sz w:val="20"/>
+          <w:szCs w:val="20"/>
+        </w:rPr>
+        <w:t xml:space="preserve">Спикер:  </w:t>
+      </w:r>
+      <w:r>
+        <w:rPr>
+          <w:rFonts w:ascii="Calibri" w:cs="Calibri" w:eastAsia="Calibri" w:hAnsi="Calibri"/>
+          <w:color w:val="16242A"/>
+          <w:sz w:val="20"/>
+          <w:szCs w:val="20"/>
+        </w:rPr>
+        <w:t xml:space="preserve">«И карта пересобралась: станция закрыта, линия стала ярче, пересадка сработала на соседнем маршруте, появился новый шаг. Вот это и есть продукт — он меняется вместе с учеником».</w:t>
+      </w:r>
+    </w:p>
+    <w:p>
+      <w:pPr>
+        <w:spacing w:after="40" w:line="276"/>
+        <w:ind w:left="220"/>
+      </w:pPr>
+      <w:r>
+        <w:rPr>
+          <w:rFonts w:ascii="Calibri" w:cs="Calibri" w:eastAsia="Calibri" w:hAnsi="Calibri"/>
+          <w:b/>
+          <w:bCs/>
+          <w:color w:val="0B5D6E"/>
+          <w:sz w:val="20"/>
+          <w:szCs w:val="20"/>
+        </w:rPr>
+        <w:t xml:space="preserve">Марк:  </w:t>
+      </w:r>
+      <w:r>
+        <w:rPr>
+          <w:rFonts w:ascii="Calibri" w:cs="Calibri" w:eastAsia="Calibri" w:hAnsi="Calibri"/>
+          <w:color w:val="5A7078"/>
+          <w:sz w:val="20"/>
+          <w:szCs w:val="20"/>
+        </w:rPr>
+        <w:t xml:space="preserve">Показать экран «Карта изменилась». Дать ему повисеть.</w:t>
+      </w:r>
+    </w:p>
+    <w:p>
+      <w:pPr>
+        <w:spacing w:after="50" w:before="200" w:line="276"/>
+      </w:pPr>
+      <w:r>
+        <w:rPr>
+          <w:rFonts w:ascii="Calibri" w:cs="Calibri" w:eastAsia="Calibri" w:hAnsi="Calibri"/>
+          <w:b/>
+          <w:bCs/>
+          <w:color w:val="0B5D6E"/>
+          <w:sz w:val="21"/>
+          <w:szCs w:val="21"/>
+        </w:rPr>
+        <w:t xml:space="preserve">4:38–4:45   </w:t>
+      </w:r>
+      <w:r>
+        <w:rPr>
+          <w:rFonts w:ascii="Calibri" w:cs="Calibri" w:eastAsia="Calibri" w:hAnsi="Calibri"/>
+          <w:b/>
+          <w:bCs/>
+          <w:color w:val="5A7078"/>
+          <w:sz w:val="19"/>
+          <w:szCs w:val="19"/>
+        </w:rPr>
+        <w:t xml:space="preserve">Возврат</w:t>
+      </w:r>
+    </w:p>
+    <w:p>
+      <w:pPr>
+        <w:spacing w:after="40" w:line="276"/>
+        <w:ind w:left="220"/>
+      </w:pPr>
+      <w:r>
+        <w:rPr>
+          <w:rFonts w:ascii="Calibri" w:cs="Calibri" w:eastAsia="Calibri" w:hAnsi="Calibri"/>
+          <w:b/>
+          <w:bCs/>
+          <w:color w:val="16242A"/>
+          <w:sz w:val="20"/>
+          <w:szCs w:val="20"/>
+        </w:rPr>
+        <w:t xml:space="preserve">Спикер:  </w:t>
+      </w:r>
+      <w:r>
+        <w:rPr>
+          <w:rFonts w:ascii="Calibri" w:cs="Calibri" w:eastAsia="Calibri" w:hAnsi="Calibri"/>
+          <w:color w:val="16242A"/>
+          <w:sz w:val="20"/>
+          <w:szCs w:val="20"/>
+        </w:rPr>
+        <w:t xml:space="preserve">Пауза.</w:t>
+      </w:r>
+    </w:p>
+    <w:p>
+      <w:pPr>
+        <w:spacing w:after="40" w:line="276"/>
+        <w:ind w:left="220"/>
+      </w:pPr>
+      <w:r>
+        <w:rPr>
+          <w:rFonts w:ascii="Calibri" w:cs="Calibri" w:eastAsia="Calibri" w:hAnsi="Calibri"/>
+          <w:b/>
+          <w:bCs/>
+          <w:color w:val="0B5D6E"/>
+          <w:sz w:val="20"/>
+          <w:szCs w:val="20"/>
+        </w:rPr>
+        <w:t xml:space="preserve">Марк:  </w:t>
+      </w:r>
+      <w:r>
+        <w:rPr>
+          <w:rFonts w:ascii="Calibri" w:cs="Calibri" w:eastAsia="Calibri" w:hAnsi="Calibri"/>
+          <w:color w:val="5A7078"/>
+          <w:sz w:val="20"/>
+          <w:szCs w:val="20"/>
+        </w:rPr>
+        <w:t xml:space="preserve">Alt+Tab обратно на презентацию, слайд 11.</w:t>
+      </w:r>
+    </w:p>
+    <w:p>
+      <w:pPr>
+        <w:spacing w:after="50" w:before="200" w:line="276"/>
+      </w:pPr>
+      <w:r>
+        <w:rPr>
+          <w:rFonts w:ascii="Calibri" w:cs="Calibri" w:eastAsia="Calibri" w:hAnsi="Calibri"/>
+          <w:b/>
+          <w:bCs/>
+          <w:color w:val="0B5D6E"/>
+          <w:sz w:val="21"/>
+          <w:szCs w:val="21"/>
+        </w:rPr>
+        <w:t xml:space="preserve">4:45–5:00   </w:t>
+      </w:r>
+      <w:r>
+        <w:rPr>
+          <w:rFonts w:ascii="Calibri" w:cs="Calibri" w:eastAsia="Calibri" w:hAnsi="Calibri"/>
+          <w:b/>
+          <w:bCs/>
+          <w:color w:val="5A7078"/>
+          <w:sz w:val="19"/>
+          <w:szCs w:val="19"/>
+        </w:rPr>
+        <w:t xml:space="preserve">Слайд 11 — Финал</w:t>
+      </w:r>
+    </w:p>
+    <w:p>
+      <w:pPr>
+        <w:spacing w:after="40" w:line="276"/>
+        <w:ind w:left="220"/>
+      </w:pPr>
+      <w:r>
+        <w:rPr>
+          <w:rFonts w:ascii="Calibri" w:cs="Calibri" w:eastAsia="Calibri" w:hAnsi="Calibri"/>
+          <w:b/>
+          <w:bCs/>
+          <w:color w:val="16242A"/>
+          <w:sz w:val="20"/>
+          <w:szCs w:val="20"/>
+        </w:rPr>
+        <w:t xml:space="preserve">Спикер:  </w:t>
+      </w:r>
+      <w:r>
+        <w:rPr>
+          <w:rFonts w:ascii="Calibri" w:cs="Calibri" w:eastAsia="Calibri" w:hAnsi="Calibri"/>
+          <w:color w:val="16242A"/>
+          <w:sz w:val="20"/>
+          <w:szCs w:val="20"/>
+        </w:rPr>
+        <w:t xml:space="preserve">«Навигатор, а не тест. Мы отвечаем не только на вопрос „кем мне стать“, но и на вопрос „что мне делать уже сейчас, чтобы туда прийти“. Ссылка на экране — соберите карту на себе. Спасибо».</w:t>
+      </w:r>
+    </w:p>
+    <w:p>
+      <w:pPr>
+        <w:spacing w:after="40" w:line="276"/>
+        <w:ind w:left="220"/>
+      </w:pPr>
+      <w:r>
+        <w:rPr>
+          <w:rFonts w:ascii="Calibri" w:cs="Calibri" w:eastAsia="Calibri" w:hAnsi="Calibri"/>
+          <w:b/>
+          <w:bCs/>
+          <w:color w:val="0B5D6E"/>
+          <w:sz w:val="20"/>
+          <w:szCs w:val="20"/>
+        </w:rPr>
+        <w:t xml:space="preserve">Марк:  </w:t>
+      </w:r>
+      <w:r>
+        <w:rPr>
+          <w:rFonts w:ascii="Calibri" w:cs="Calibri" w:eastAsia="Calibri" w:hAnsi="Calibri"/>
+          <w:color w:val="5A7078"/>
+          <w:sz w:val="20"/>
+          <w:szCs w:val="20"/>
+        </w:rPr>
+        <w:t xml:space="preserve">—</w:t>
+      </w:r>
+    </w:p>
+    <w:p>
+      <w:pPr>
+        <w:pStyle w:val="Heading2"/>
+        <w:spacing w:after="120" w:before="260"/>
+      </w:pPr>
+      <w:r>
+        <w:rPr>
+          <w:rFonts w:ascii="Cambria" w:cs="Cambria" w:eastAsia="Cambria" w:hAnsi="Cambria"/>
+          <w:b/>
+          <w:bCs/>
+          <w:color w:val="16242A"/>
+          <w:sz w:val="24"/>
+          <w:szCs w:val="24"/>
+        </w:rPr>
+        <w:t xml:space="preserve">План Б</w:t>
+      </w:r>
+    </w:p>
+    <w:p>
+      <w:pPr>
+        <w:pStyle w:val="ListParagraph"/>
+        <w:numPr>
+          <w:ilvl w:val="0"/>
+          <w:numId w:val="1"/>
+        </w:numPr>
+        <w:spacing w:after="80" w:line="276"/>
+      </w:pPr>
+      <w:r>
+        <w:rPr>
+          <w:rFonts w:ascii="Calibri" w:cs="Calibri" w:eastAsia="Calibri" w:hAnsi="Calibri"/>
+          <w:color w:val="16242A"/>
+          <w:sz w:val="21"/>
+          <w:szCs w:val="21"/>
+        </w:rPr>
+        <w:t xml:space="preserve">Карта собирается дольше пятнадцати секунд: не ждать молча. Спикер говорит: «на этот случай у нас есть запасная карта — она сейчас появится». Марк переключается на вторую вкладку, где карта уже собрана, и продолжает с шага «Карта».</w:t>
+      </w:r>
+    </w:p>
+    <w:p>
+      <w:pPr>
+        <w:pStyle w:val="ListParagraph"/>
+        <w:numPr>
+          <w:ilvl w:val="0"/>
+          <w:numId w:val="1"/>
+        </w:numPr>
+        <w:spacing w:after="80" w:line="276"/>
+      </w:pPr>
+      <w:r>
+        <w:rPr>
+          <w:rFonts w:ascii="Calibri" w:cs="Calibri" w:eastAsia="Calibri" w:hAnsi="Calibri"/>
+          <w:color w:val="16242A"/>
+          <w:sz w:val="21"/>
+          <w:szCs w:val="21"/>
+        </w:rPr>
+        <w:t xml:space="preserve">Нет интернета: Марк запускает сайт локально командой node server.js и открывает localhost:8765 — всё работает на заготовленной карте, кроме живой генерации.</w:t>
+      </w:r>
+    </w:p>
+    <w:p>
+      <w:pPr>
+        <w:pStyle w:val="ListParagraph"/>
+        <w:numPr>
+          <w:ilvl w:val="0"/>
+          <w:numId w:val="1"/>
+        </w:numPr>
+        <w:spacing w:after="80" w:line="276"/>
+      </w:pPr>
+      <w:r>
+        <w:rPr>
+          <w:rFonts w:ascii="Calibri" w:cs="Calibri" w:eastAsia="Calibri" w:hAnsi="Calibri"/>
+          <w:color w:val="16242A"/>
+          <w:sz w:val="21"/>
+          <w:szCs w:val="21"/>
+        </w:rPr>
+        <w:t xml:space="preserve">Демо совсем не идёт: вернуться на слайд 10 «Прототип» — там цифры и ссылка — и досказать словами, что происходит на экранах.</w:t>
+      </w:r>
+    </w:p>
+    <w:p>
+      <w:pPr>
+        <w:pStyle w:val="ListParagraph"/>
+        <w:numPr>
+          <w:ilvl w:val="0"/>
+          <w:numId w:val="1"/>
+        </w:numPr>
+        <w:spacing w:after="80" w:line="276"/>
+      </w:pPr>
+      <w:r>
+        <w:rPr>
+          <w:rFonts w:ascii="Calibri" w:cs="Calibri" w:eastAsia="Calibri" w:hAnsi="Calibri"/>
+          <w:color w:val="16242A"/>
+          <w:sz w:val="21"/>
+          <w:szCs w:val="21"/>
+        </w:rPr>
+        <w:t xml:space="preserve">Опоздали по времени: резать слайд 4 «Конкуренты» и слайд 6 «Путь», в демо пропустить диагностику и начать сразу с карты. Это освобождает около сорока секунд.</w:t>
+      </w:r>
+    </w:p>
+    <w:p>
+      <w:pPr>
+        <w:pStyle w:val="Heading2"/>
+        <w:spacing w:after="120" w:before="260"/>
+      </w:pPr>
+      <w:r>
+        <w:rPr>
+          <w:rFonts w:ascii="Cambria" w:cs="Cambria" w:eastAsia="Cambria" w:hAnsi="Cambria"/>
+          <w:b/>
+          <w:bCs/>
+          <w:color w:val="16242A"/>
+          <w:sz w:val="24"/>
+          <w:szCs w:val="24"/>
+        </w:rPr>
+        <w:t xml:space="preserve">Подготовка за десять минут до выхода</w:t>
+      </w:r>
+    </w:p>
+    <w:p>
+      <w:pPr>
+        <w:pStyle w:val="ListParagraph"/>
+        <w:numPr>
+          <w:ilvl w:val="0"/>
+          <w:numId w:val="1"/>
+        </w:numPr>
+        <w:spacing w:after="80" w:line="276"/>
+      </w:pPr>
+      <w:r>
+        <w:rPr>
+          <w:rFonts w:ascii="Calibri" w:cs="Calibri" w:eastAsia="Calibri" w:hAnsi="Calibri"/>
+          <w:color w:val="16242A"/>
+          <w:sz w:val="21"/>
+          <w:szCs w:val="21"/>
+        </w:rPr>
+        <w:t xml:space="preserve">Открыть две вкладки браузера: в первой — экран профиля, готовый к демо; во второй — уже собранная карта как план Б.</w:t>
+      </w:r>
+    </w:p>
+    <w:p>
+      <w:pPr>
+        <w:pStyle w:val="ListParagraph"/>
+        <w:numPr>
+          <w:ilvl w:val="0"/>
+          <w:numId w:val="1"/>
+        </w:numPr>
+        <w:spacing w:after="80" w:line="276"/>
+      </w:pPr>
+      <w:r>
+        <w:rPr>
+          <w:rFonts w:ascii="Calibri" w:cs="Calibri" w:eastAsia="Calibri" w:hAnsi="Calibri"/>
+          <w:color w:val="16242A"/>
+          <w:sz w:val="21"/>
+          <w:szCs w:val="21"/>
+        </w:rPr>
+        <w:t xml:space="preserve">В первой вкладке нажать «Демо → Сбросить всё», чтобы она точно начиналась с профиля.</w:t>
+      </w:r>
+    </w:p>
+    <w:p>
+      <w:pPr>
+        <w:pStyle w:val="ListParagraph"/>
+        <w:numPr>
+          <w:ilvl w:val="0"/>
+          <w:numId w:val="1"/>
+        </w:numPr>
+        <w:spacing w:after="80" w:line="276"/>
+      </w:pPr>
+      <w:r>
+        <w:rPr>
+          <w:rFonts w:ascii="Calibri" w:cs="Calibri" w:eastAsia="Calibri" w:hAnsi="Calibri"/>
+          <w:color w:val="16242A"/>
+          <w:sz w:val="21"/>
+          <w:szCs w:val="21"/>
+        </w:rPr>
+        <w:t xml:space="preserve">Один раз собрать карту целиком — это прогревает модель, и на защите она ответит быстрее.</w:t>
+      </w:r>
+    </w:p>
+    <w:p>
+      <w:pPr>
+        <w:pStyle w:val="ListParagraph"/>
+        <w:numPr>
+          <w:ilvl w:val="0"/>
+          <w:numId w:val="1"/>
+        </w:numPr>
+        <w:spacing w:after="80" w:line="276"/>
+      </w:pPr>
+      <w:r>
+        <w:rPr>
+          <w:rFonts w:ascii="Calibri" w:cs="Calibri" w:eastAsia="Calibri" w:hAnsi="Calibri"/>
+          <w:color w:val="16242A"/>
+          <w:sz w:val="21"/>
+          <w:szCs w:val="21"/>
+        </w:rPr>
+        <w:t xml:space="preserve">Проверить, что презентация открыта, а Alt+Tab переключает ровно между ней и браузером — ничего лишнего.</w:t>
+      </w:r>
+    </w:p>
+    <w:p>
+      <w:pPr>
+        <w:pStyle w:val="ListParagraph"/>
+        <w:numPr>
+          <w:ilvl w:val="0"/>
+          <w:numId w:val="1"/>
+        </w:numPr>
+        <w:spacing w:after="80" w:line="276"/>
+      </w:pPr>
+      <w:r>
+        <w:rPr>
+          <w:rFonts w:ascii="Calibri" w:cs="Calibri" w:eastAsia="Calibri" w:hAnsi="Calibri"/>
+          <w:color w:val="16242A"/>
+          <w:sz w:val="21"/>
+          <w:szCs w:val="21"/>
+        </w:rPr>
+        <w:t xml:space="preserve">Выключить уведомления, поставить яркость на максимум, отключить спящий режим.</w:t>
+      </w:r>
+    </w:p>
+    <w:p>
+      <w:pPr>
+        <w:pStyle w:val="ListParagraph"/>
+        <w:numPr>
+          <w:ilvl w:val="0"/>
+          <w:numId w:val="1"/>
+        </w:numPr>
+        <w:spacing w:after="80" w:line="276"/>
+      </w:pPr>
+      <w:r>
+        <w:rPr>
+          <w:rFonts w:ascii="Calibri" w:cs="Calibri" w:eastAsia="Calibri" w:hAnsi="Calibri"/>
+          <w:color w:val="16242A"/>
+          <w:sz w:val="21"/>
+          <w:szCs w:val="21"/>
+        </w:rPr>
+        <w:t xml:space="preserve">Договориться, кто следит за таймером и подаёт знак на отметке 3:00.</w:t>
+      </w:r>
+    </w:p>
+    <w:p>
+      <w:pPr>
+        <w:pStyle w:val="Heading1"/>
+        <w:spacing w:after="160" w:before="360"/>
+      </w:pPr>
+      <w:r>
+        <w:rPr>
+          <w:rFonts w:ascii="Cambria" w:cs="Cambria" w:eastAsia="Cambria" w:hAnsi="Cambria"/>
+          <w:b/>
+          <w:bCs/>
+          <w:color w:val="0B5D6E"/>
+          <w:sz w:val="30"/>
+          <w:szCs w:val="30"/>
+        </w:rPr>
+        <w:t xml:space="preserve">3. Ключевые фразы — говорить дословно</w:t>
       </w:r>
     </w:p>
     <w:p>
@@ -656,7 +2717,7 @@
           <w:sz w:val="30"/>
           <w:szCs w:val="30"/>
         </w:rPr>
-        <w:t xml:space="preserve">3. Факты и цифры</w:t>
+        <w:t xml:space="preserve">4. Факты и цифры</w:t>
       </w:r>
     </w:p>
     <w:p>
@@ -2148,7 +4209,7 @@
           <w:sz w:val="30"/>
           <w:szCs w:val="30"/>
         </w:rPr>
-        <w:t xml:space="preserve">4. Что уже работает — можно показывать</w:t>
+        <w:t xml:space="preserve">5. Что уже работает — можно показывать</w:t>
       </w:r>
     </w:p>
     <w:p>
@@ -2295,7 +4356,7 @@
           <w:sz w:val="30"/>
           <w:szCs w:val="30"/>
         </w:rPr>
-        <w:t xml:space="preserve">5. Ответы на вопросы жюри</w:t>
+        <w:t xml:space="preserve">6. Ответы на вопросы жюри</w:t>
       </w:r>
     </w:p>
     <w:p>
@@ -3464,7 +5525,7 @@
           <w:sz w:val="30"/>
           <w:szCs w:val="30"/>
         </w:rPr>
-        <w:t xml:space="preserve">6. Чего не говорить</w:t>
+        <w:t xml:space="preserve">7. Чего не говорить</w:t>
       </w:r>
     </w:p>
     <w:p>
@@ -3614,7 +5675,7 @@
           <w:sz w:val="30"/>
           <w:szCs w:val="30"/>
         </w:rPr>
-        <w:t xml:space="preserve">7. Перед выходом</w:t>
+        <w:t xml:space="preserve">8. Перед выходом</w:t>
       </w:r>
     </w:p>
     <w:p>

--- a/deck/Career-Navigator-shpargalka.docx
+++ b/deck/Career-Navigator-shpargalka.docx
@@ -159,7 +159,7 @@
           <w:sz w:val="21"/>
           <w:szCs w:val="21"/>
         </w:rPr>
-        <w:t xml:space="preserve">Сначала одиннадцать слайдов, потом переключаемся на сайт и показываем вживую. Спикер говорит всё время, Марк кликает по фразам-триггерам — переглядываться не нужно.</w:t>
+        <w:t xml:space="preserve">Сначала двенадцать слайдов, потом переключаемся на сайт и показываем вживую. Спикер говорит всё время, Марк кликает по фразам-триггерам — переглядываться не нужно.</w:t>
       </w:r>
     </w:p>
     <w:p>
@@ -175,7 +175,7 @@
           <w:sz w:val="21"/>
           <w:szCs w:val="21"/>
         </w:rPr>
-        <w:t xml:space="preserve">Слайды — 3:08.  Демо — 1:25.  Финал — 0:15.</w:t>
+        <w:t xml:space="preserve">Слайды — 3:11.  Демо — 1:20.  Финал — 0:17.</w:t>
       </w:r>
     </w:p>
     <w:p>
@@ -350,7 +350,7 @@
           <w:sz w:val="20"/>
           <w:szCs w:val="20"/>
         </w:rPr>
-        <w:t xml:space="preserve">Листает слайд. Дальше просто следит за таймером.</w:t>
+        <w:t xml:space="preserve">Листает слайд. Дальше следит за таймером.</w:t>
       </w:r>
     </w:p>
     <w:p>
@@ -366,7 +366,7 @@
           <w:sz w:val="21"/>
           <w:szCs w:val="21"/>
         </w:rPr>
-        <w:t xml:space="preserve">0:40–1:03   </w:t>
+        <w:t xml:space="preserve">0:40–1:02   </w:t>
       </w:r>
       <w:r>
         <w:rPr>
@@ -445,7 +445,7 @@
           <w:sz w:val="21"/>
           <w:szCs w:val="21"/>
         </w:rPr>
-        <w:t xml:space="preserve">1:03–1:17   </w:t>
+        <w:t xml:space="preserve">1:02–1:14   </w:t>
       </w:r>
       <w:r>
         <w:rPr>
@@ -524,7 +524,7 @@
           <w:sz w:val="21"/>
           <w:szCs w:val="21"/>
         </w:rPr>
-        <w:t xml:space="preserve">1:17–1:44   </w:t>
+        <w:t xml:space="preserve">1:14–1:40   </w:t>
       </w:r>
       <w:r>
         <w:rPr>
@@ -603,7 +603,7 @@
           <w:sz w:val="21"/>
           <w:szCs w:val="21"/>
         </w:rPr>
-        <w:t xml:space="preserve">1:44–1:56   </w:t>
+        <w:t xml:space="preserve">1:40–1:50   </w:t>
       </w:r>
       <w:r>
         <w:rPr>
@@ -682,7 +682,7 @@
           <w:sz w:val="21"/>
           <w:szCs w:val="21"/>
         </w:rPr>
-        <w:t xml:space="preserve">1:56–2:18   </w:t>
+        <w:t xml:space="preserve">1:50–2:11   </w:t>
       </w:r>
       <w:r>
         <w:rPr>
@@ -719,7 +719,7 @@
           <w:sz w:val="20"/>
           <w:szCs w:val="20"/>
         </w:rPr>
-        <w:t xml:space="preserve">«Где здесь AI. Модель делает три вещи: достаёт признаки из свободных ответов, ищет пересечения интересов и пишет объяснение на языке подростка. Факты — специальности и вузы — подставляет код из справочника, поэтому галлюцинация в фактах невозможна. Если модель молчит сорок секунд, показывается заготовленная карта, и продукт не ломается».</w:t>
+        <w:t xml:space="preserve">«Где здесь AI. Модель достаёт признаки из свободных ответов, ищет пересечения интересов и пишет объяснение на языке подростка. А факты — специальности и вузы — подставляет код из справочника, поэтому галлюцинация в фактах невозможна. Если модель молчит сорок секунд, показывается заготовленная карта».</w:t>
       </w:r>
     </w:p>
     <w:p>
@@ -761,7 +761,7 @@
           <w:sz w:val="21"/>
           <w:szCs w:val="21"/>
         </w:rPr>
-        <w:t xml:space="preserve">2:18–2:40   </w:t>
+        <w:t xml:space="preserve">2:11–2:31   </w:t>
       </w:r>
       <w:r>
         <w:rPr>
@@ -798,7 +798,7 @@
           <w:sz w:val="20"/>
           <w:szCs w:val="20"/>
         </w:rPr>
-        <w:t xml:space="preserve">«Рынок — три страны: Россия, Казахстан, Узбекистан. Два и семь десятых миллиона девятиклассников каждый год, пятьдесят девять тысяч школ. Спрос со стороны школ уже создан государством: в России профориентация обязательна с двадцать третьего года — требование есть, инструмента нет. А семья девятиклассника уже тратит около двухсот пятидесяти долларов в месяц на подготовку».</w:t>
+        <w:t xml:space="preserve">«Рынок — три страны: Россия, Казахстан, Узбекистан. Два и семь десятых миллиона девятиклассников каждый год. Спрос со стороны школ уже создан государством: в России профориентация обязательна с двадцать третьего года — требование есть, инструмента нет. А семья девятиклассника уже тратит около двухсот пятидесяти долларов в месяц на подготовку».</w:t>
       </w:r>
     </w:p>
     <w:p>
@@ -840,7 +840,7 @@
           <w:sz w:val="21"/>
           <w:szCs w:val="21"/>
         </w:rPr>
-        <w:t xml:space="preserve">2:40–2:58   </w:t>
+        <w:t xml:space="preserve">2:31–2:47   </w:t>
       </w:r>
       <w:r>
         <w:rPr>
@@ -877,7 +877,7 @@
           <w:sz w:val="20"/>
           <w:szCs w:val="20"/>
         </w:rPr>
-        <w:t xml:space="preserve">«За разовый тест не платят — за сопровождение платят. Родитель: шесть долларов в месяц, это два процента от того, что он тратит и так. Школа: двести пятьдесят долларов за класс. Выходим через школы — один договор даёт сразу класс учеников».</w:t>
+        <w:t xml:space="preserve">«За разовый тест не платят — за сопровождение платят. Родитель: шесть долларов в месяц, это два процента от того, что он тратит и так. Школа: двести пятьдесят долларов за класс. Выходим через школы — один договор даёт сразу класс».</w:t>
       </w:r>
     </w:p>
     <w:p>
@@ -919,7 +919,7 @@
           <w:sz w:val="21"/>
           <w:szCs w:val="21"/>
         </w:rPr>
-        <w:t xml:space="preserve">2:58–3:08   </w:t>
+        <w:t xml:space="preserve">2:47–3:03   </w:t>
       </w:r>
       <w:r>
         <w:rPr>
@@ -930,7 +930,86 @@
           <w:sz w:val="19"/>
           <w:szCs w:val="19"/>
         </w:rPr>
-        <w:t xml:space="preserve">Слайд 10 — Прототип (мост)</w:t>
+        <w:t xml:space="preserve">Слайд 10 — Экономика</w:t>
+      </w:r>
+    </w:p>
+    <w:p>
+      <w:pPr>
+        <w:spacing w:after="40" w:line="276"/>
+        <w:ind w:left="220"/>
+      </w:pPr>
+      <w:r>
+        <w:rPr>
+          <w:rFonts w:ascii="Calibri" w:cs="Calibri" w:eastAsia="Calibri" w:hAnsi="Calibri"/>
+          <w:b/>
+          <w:bCs/>
+          <w:color w:val="16242A"/>
+          <w:sz w:val="20"/>
+          <w:szCs w:val="20"/>
+        </w:rPr>
+        <w:t xml:space="preserve">Спикер:  </w:t>
+      </w:r>
+      <w:r>
+        <w:rPr>
+          <w:rFonts w:ascii="Calibri" w:cs="Calibri" w:eastAsia="Calibri" w:hAnsi="Calibri"/>
+          <w:color w:val="16242A"/>
+          <w:sz w:val="20"/>
+          <w:szCs w:val="20"/>
+        </w:rPr>
+        <w:t xml:space="preserve">«Одна карта стоит треть цента, сервер — пять долларов в месяц. Карта генерируется один раз, а события пересчитывает код, а не модель, — поэтому себестоимость почти не растёт. Четыре подписки покрывают все сервисы. Операционный ноль с командой — две с половиной тысячи в месяц, это тридцать школ плюс сто подписок».</w:t>
+      </w:r>
+    </w:p>
+    <w:p>
+      <w:pPr>
+        <w:spacing w:after="40" w:line="276"/>
+        <w:ind w:left="220"/>
+      </w:pPr>
+      <w:r>
+        <w:rPr>
+          <w:rFonts w:ascii="Calibri" w:cs="Calibri" w:eastAsia="Calibri" w:hAnsi="Calibri"/>
+          <w:b/>
+          <w:bCs/>
+          <w:color w:val="0B5D6E"/>
+          <w:sz w:val="20"/>
+          <w:szCs w:val="20"/>
+        </w:rPr>
+        <w:t xml:space="preserve">Марк:  </w:t>
+      </w:r>
+      <w:r>
+        <w:rPr>
+          <w:rFonts w:ascii="Calibri" w:cs="Calibri" w:eastAsia="Calibri" w:hAnsi="Calibri"/>
+          <w:color w:val="5A7078"/>
+          <w:sz w:val="20"/>
+          <w:szCs w:val="20"/>
+        </w:rPr>
+        <w:t xml:space="preserve">—</w:t>
+      </w:r>
+    </w:p>
+    <w:p>
+      <w:pPr>
+        <w:spacing w:after="50" w:before="200" w:line="276"/>
+      </w:pPr>
+      <w:r>
+        <w:rPr>
+          <w:rFonts w:ascii="Calibri" w:cs="Calibri" w:eastAsia="Calibri" w:hAnsi="Calibri"/>
+          <w:b/>
+          <w:bCs/>
+          <w:color w:val="0B5D6E"/>
+          <w:sz w:val="21"/>
+          <w:szCs w:val="21"/>
+        </w:rPr>
+        <w:t xml:space="preserve">3:03–3:11   </w:t>
+      </w:r>
+      <w:r>
+        <w:rPr>
+          <w:rFonts w:ascii="Calibri" w:cs="Calibri" w:eastAsia="Calibri" w:hAnsi="Calibri"/>
+          <w:b/>
+          <w:bCs/>
+          <w:color w:val="5A7078"/>
+          <w:sz w:val="19"/>
+          <w:szCs w:val="19"/>
+        </w:rPr>
+        <w:t xml:space="preserve">Слайд 11 — Прототип (мост)</w:t>
       </w:r>
     </w:p>
     <w:p>
@@ -1031,7 +1110,7 @@
           <w:sz w:val="21"/>
           <w:szCs w:val="21"/>
         </w:rPr>
-        <w:t xml:space="preserve">3:08–3:13   </w:t>
+        <w:t xml:space="preserve">3:11–3:16   </w:t>
       </w:r>
       <w:r>
         <w:rPr>
@@ -1110,7 +1189,7 @@
           <w:sz w:val="21"/>
           <w:szCs w:val="21"/>
         </w:rPr>
-        <w:t xml:space="preserve">3:13–3:21   </w:t>
+        <w:t xml:space="preserve">3:16–3:24   </w:t>
       </w:r>
       <w:r>
         <w:rPr>
@@ -1189,7 +1268,7 @@
           <w:sz w:val="21"/>
           <w:szCs w:val="21"/>
         </w:rPr>
-        <w:t xml:space="preserve">3:21–3:35   </w:t>
+        <w:t xml:space="preserve">3:24–3:37   </w:t>
       </w:r>
       <w:r>
         <w:rPr>
@@ -1268,7 +1347,7 @@
           <w:sz w:val="21"/>
           <w:szCs w:val="21"/>
         </w:rPr>
-        <w:t xml:space="preserve">3:35–3:47   </w:t>
+        <w:t xml:space="preserve">3:37–3:48   </w:t>
       </w:r>
       <w:r>
         <w:rPr>
@@ -1347,7 +1426,7 @@
           <w:sz w:val="21"/>
           <w:szCs w:val="21"/>
         </w:rPr>
-        <w:t xml:space="preserve">3:47–3:55   </w:t>
+        <w:t xml:space="preserve">3:48–3:56   </w:t>
       </w:r>
       <w:r>
         <w:rPr>
@@ -1426,7 +1505,7 @@
           <w:sz w:val="21"/>
           <w:szCs w:val="21"/>
         </w:rPr>
-        <w:t xml:space="preserve">3:55–4:03   </w:t>
+        <w:t xml:space="preserve">3:56–4:04   </w:t>
       </w:r>
       <w:r>
         <w:rPr>
@@ -1505,7 +1584,7 @@
           <w:sz w:val="21"/>
           <w:szCs w:val="21"/>
         </w:rPr>
-        <w:t xml:space="preserve">4:03–4:15   </w:t>
+        <w:t xml:space="preserve">4:04–4:15   </w:t>
       </w:r>
       <w:r>
         <w:rPr>
@@ -1742,7 +1821,7 @@
           <w:sz w:val="21"/>
           <w:szCs w:val="21"/>
         </w:rPr>
-        <w:t xml:space="preserve">4:30–4:38   </w:t>
+        <w:t xml:space="preserve">4:30–4:36   </w:t>
       </w:r>
       <w:r>
         <w:rPr>
@@ -1821,7 +1900,7 @@
           <w:sz w:val="21"/>
           <w:szCs w:val="21"/>
         </w:rPr>
-        <w:t xml:space="preserve">4:38–4:45   </w:t>
+        <w:t xml:space="preserve">4:36–4:43   </w:t>
       </w:r>
       <w:r>
         <w:rPr>
@@ -1884,7 +1963,7 @@
           <w:sz w:val="20"/>
           <w:szCs w:val="20"/>
         </w:rPr>
-        <w:t xml:space="preserve">Alt+Tab обратно на презентацию, слайд 11.</w:t>
+        <w:t xml:space="preserve">Alt+Tab обратно на презентацию, слайд 12.</w:t>
       </w:r>
     </w:p>
     <w:p>
@@ -1900,7 +1979,7 @@
           <w:sz w:val="21"/>
           <w:szCs w:val="21"/>
         </w:rPr>
-        <w:t xml:space="preserve">4:45–5:00   </w:t>
+        <w:t xml:space="preserve">4:43–5:00   </w:t>
       </w:r>
       <w:r>
         <w:rPr>
@@ -1911,7 +1990,7 @@
           <w:sz w:val="19"/>
           <w:szCs w:val="19"/>
         </w:rPr>
-        <w:t xml:space="preserve">Слайд 11 — Финал</w:t>
+        <w:t xml:space="preserve">Слайд 12 — Финал</w:t>
       </w:r>
     </w:p>
     <w:p>
@@ -2037,7 +2116,7 @@
           <w:sz w:val="21"/>
           <w:szCs w:val="21"/>
         </w:rPr>
-        <w:t xml:space="preserve">Демо совсем не идёт: вернуться на слайд 10 «Прототип» — там цифры и ссылка — и досказать словами, что происходит на экранах.</w:t>
+        <w:t xml:space="preserve">Демо совсем не идёт: вернуться на слайд 11 «Прототип» — там цифры и ссылка — и досказать словами, что происходит на экранах.</w:t>
       </w:r>
     </w:p>
     <w:p>
@@ -4167,6 +4246,342 @@
                 <w:sz w:val="20"/>
                 <w:szCs w:val="20"/>
               </w:rPr>
+              <w:t xml:space="preserve">Одна карта от AI</w:t>
+            </w:r>
+          </w:p>
+        </w:tc>
+        <w:tc>
+          <w:tcPr>
+            <w:tcW w:type="dxa" w:w="5826"/>
+            <w:tcMar>
+              <w:top w:type="dxa" w:w="90"/>
+              <w:left w:type="dxa" w:w="0"/>
+              <w:bottom w:type="dxa" w:w="90"/>
+              <w:right w:type="dxa" w:w="0"/>
+            </w:tcMar>
+          </w:tcPr>
+          <w:p>
+            <w:r>
+              <w:rPr>
+                <w:rFonts w:ascii="Calibri" w:cs="Calibri" w:eastAsia="Calibri" w:hAnsi="Calibri"/>
+                <w:color w:val="16242A"/>
+                <w:sz w:val="20"/>
+                <w:szCs w:val="20"/>
+              </w:rPr>
+              <w:t xml:space="preserve">$0,003 — 3 300 входных и 1 300 выходных токенов, измерено на реальном запросе (Gemini 3.1 Flash Lite: $0,25 и $1,50 за млн)</w:t>
+            </w:r>
+          </w:p>
+        </w:tc>
+      </w:tr>
+      <w:tr>
+        <w:tc>
+          <w:tcPr>
+            <w:tcW w:type="dxa" w:w="3200"/>
+            <w:tcMar>
+              <w:top w:type="dxa" w:w="90"/>
+              <w:left w:type="dxa" w:w="0"/>
+              <w:bottom w:type="dxa" w:w="90"/>
+              <w:right w:type="dxa" w:w="140"/>
+            </w:tcMar>
+          </w:tcPr>
+          <w:p>
+            <w:r>
+              <w:rPr>
+                <w:rFonts w:ascii="Calibri" w:cs="Calibri" w:eastAsia="Calibri" w:hAnsi="Calibri"/>
+                <w:b/>
+                <w:bCs/>
+                <w:color w:val="0B5D6E"/>
+                <w:sz w:val="20"/>
+                <w:szCs w:val="20"/>
+              </w:rPr>
+              <w:t xml:space="preserve">Сервер</w:t>
+            </w:r>
+          </w:p>
+        </w:tc>
+        <w:tc>
+          <w:tcPr>
+            <w:tcW w:type="dxa" w:w="5826"/>
+            <w:tcMar>
+              <w:top w:type="dxa" w:w="90"/>
+              <w:left w:type="dxa" w:w="0"/>
+              <w:bottom w:type="dxa" w:w="90"/>
+              <w:right w:type="dxa" w:w="0"/>
+            </w:tcMar>
+          </w:tcPr>
+          <w:p>
+            <w:r>
+              <w:rPr>
+                <w:rFonts w:ascii="Calibri" w:cs="Calibri" w:eastAsia="Calibri" w:hAnsi="Calibri"/>
+                <w:color w:val="16242A"/>
+                <w:sz w:val="20"/>
+                <w:szCs w:val="20"/>
+              </w:rPr>
+              <w:t xml:space="preserve">$5 в месяц — Cloudflare Workers Paid, 10 млн запросов; всё вместе на 1 000 учеников ≈ $20 в месяц</w:t>
+            </w:r>
+          </w:p>
+        </w:tc>
+      </w:tr>
+      <w:tr>
+        <w:tc>
+          <w:tcPr>
+            <w:tcW w:type="dxa" w:w="3200"/>
+            <w:tcMar>
+              <w:top w:type="dxa" w:w="90"/>
+              <w:left w:type="dxa" w:w="0"/>
+              <w:bottom w:type="dxa" w:w="90"/>
+              <w:right w:type="dxa" w:w="140"/>
+            </w:tcMar>
+          </w:tcPr>
+          <w:p>
+            <w:r>
+              <w:rPr>
+                <w:rFonts w:ascii="Calibri" w:cs="Calibri" w:eastAsia="Calibri" w:hAnsi="Calibri"/>
+                <w:b/>
+                <w:bCs/>
+                <w:color w:val="0B5D6E"/>
+                <w:sz w:val="20"/>
+                <w:szCs w:val="20"/>
+              </w:rPr>
+              <w:t xml:space="preserve">Почему так дёшево</w:t>
+            </w:r>
+          </w:p>
+        </w:tc>
+        <w:tc>
+          <w:tcPr>
+            <w:tcW w:type="dxa" w:w="5826"/>
+            <w:tcMar>
+              <w:top w:type="dxa" w:w="90"/>
+              <w:left w:type="dxa" w:w="0"/>
+              <w:bottom w:type="dxa" w:w="90"/>
+              <w:right w:type="dxa" w:w="0"/>
+            </w:tcMar>
+          </w:tcPr>
+          <w:p>
+            <w:r>
+              <w:rPr>
+                <w:rFonts w:ascii="Calibri" w:cs="Calibri" w:eastAsia="Calibri" w:hAnsi="Calibri"/>
+                <w:color w:val="16242A"/>
+                <w:sz w:val="20"/>
+                <w:szCs w:val="20"/>
+              </w:rPr>
+              <w:t xml:space="preserve">карта генерируется один раз, а события пересчитывает код, а не модель: сотня взаимодействий в год — два-три вызова AI</w:t>
+            </w:r>
+          </w:p>
+        </w:tc>
+      </w:tr>
+      <w:tr>
+        <w:tc>
+          <w:tcPr>
+            <w:tcW w:type="dxa" w:w="3200"/>
+            <w:tcMar>
+              <w:top w:type="dxa" w:w="90"/>
+              <w:left w:type="dxa" w:w="0"/>
+              <w:bottom w:type="dxa" w:w="90"/>
+              <w:right w:type="dxa" w:w="140"/>
+            </w:tcMar>
+          </w:tcPr>
+          <w:p>
+            <w:r>
+              <w:rPr>
+                <w:rFonts w:ascii="Calibri" w:cs="Calibri" w:eastAsia="Calibri" w:hAnsi="Calibri"/>
+                <w:b/>
+                <w:bCs/>
+                <w:color w:val="0B5D6E"/>
+                <w:sz w:val="20"/>
+                <w:szCs w:val="20"/>
+              </w:rPr>
+              <w:t xml:space="preserve">Старт до пилота</w:t>
+            </w:r>
+          </w:p>
+        </w:tc>
+        <w:tc>
+          <w:tcPr>
+            <w:tcW w:type="dxa" w:w="5826"/>
+            <w:tcMar>
+              <w:top w:type="dxa" w:w="90"/>
+              <w:left w:type="dxa" w:w="0"/>
+              <w:bottom w:type="dxa" w:w="90"/>
+              <w:right w:type="dxa" w:w="0"/>
+            </w:tcMar>
+          </w:tcPr>
+          <w:p>
+            <w:r>
+              <w:rPr>
+                <w:rFonts w:ascii="Calibri" w:cs="Calibri" w:eastAsia="Calibri" w:hAnsi="Calibri"/>
+                <w:color w:val="16242A"/>
+                <w:sz w:val="20"/>
+                <w:szCs w:val="20"/>
+              </w:rPr>
+              <w:t xml:space="preserve">$500 за три месяца: сервисы, домен, юридические документы. Команда за долю</w:t>
+            </w:r>
+          </w:p>
+        </w:tc>
+      </w:tr>
+      <w:tr>
+        <w:tc>
+          <w:tcPr>
+            <w:tcW w:type="dxa" w:w="3200"/>
+            <w:tcMar>
+              <w:top w:type="dxa" w:w="90"/>
+              <w:left w:type="dxa" w:w="0"/>
+              <w:bottom w:type="dxa" w:w="90"/>
+              <w:right w:type="dxa" w:w="140"/>
+            </w:tcMar>
+          </w:tcPr>
+          <w:p>
+            <w:r>
+              <w:rPr>
+                <w:rFonts w:ascii="Calibri" w:cs="Calibri" w:eastAsia="Calibri" w:hAnsi="Calibri"/>
+                <w:b/>
+                <w:bCs/>
+                <w:color w:val="0B5D6E"/>
+                <w:sz w:val="20"/>
+                <w:szCs w:val="20"/>
+              </w:rPr>
+              <w:t xml:space="preserve">Runway на полгода</w:t>
+            </w:r>
+          </w:p>
+        </w:tc>
+        <w:tc>
+          <w:tcPr>
+            <w:tcW w:type="dxa" w:w="5826"/>
+            <w:tcMar>
+              <w:top w:type="dxa" w:w="90"/>
+              <w:left w:type="dxa" w:w="0"/>
+              <w:bottom w:type="dxa" w:w="90"/>
+              <w:right w:type="dxa" w:w="0"/>
+            </w:tcMar>
+          </w:tcPr>
+          <w:p>
+            <w:r>
+              <w:rPr>
+                <w:rFonts w:ascii="Calibri" w:cs="Calibri" w:eastAsia="Calibri" w:hAnsi="Calibri"/>
+                <w:color w:val="16242A"/>
+                <w:sz w:val="20"/>
+                <w:szCs w:val="20"/>
+              </w:rPr>
+              <w:t xml:space="preserve">$9 000–15 000: три человека, справочник на 200 профессий, пилоты в школах. Это оценка, а не расчёт</w:t>
+            </w:r>
+          </w:p>
+        </w:tc>
+      </w:tr>
+      <w:tr>
+        <w:tc>
+          <w:tcPr>
+            <w:tcW w:type="dxa" w:w="3200"/>
+            <w:tcMar>
+              <w:top w:type="dxa" w:w="90"/>
+              <w:left w:type="dxa" w:w="0"/>
+              <w:bottom w:type="dxa" w:w="90"/>
+              <w:right w:type="dxa" w:w="140"/>
+            </w:tcMar>
+          </w:tcPr>
+          <w:p>
+            <w:r>
+              <w:rPr>
+                <w:rFonts w:ascii="Calibri" w:cs="Calibri" w:eastAsia="Calibri" w:hAnsi="Calibri"/>
+                <w:b/>
+                <w:bCs/>
+                <w:color w:val="0B5D6E"/>
+                <w:sz w:val="20"/>
+                <w:szCs w:val="20"/>
+              </w:rPr>
+              <w:t xml:space="preserve">Технический ноль</w:t>
+            </w:r>
+          </w:p>
+        </w:tc>
+        <w:tc>
+          <w:tcPr>
+            <w:tcW w:type="dxa" w:w="5826"/>
+            <w:tcMar>
+              <w:top w:type="dxa" w:w="90"/>
+              <w:left w:type="dxa" w:w="0"/>
+              <w:bottom w:type="dxa" w:w="90"/>
+              <w:right w:type="dxa" w:w="0"/>
+            </w:tcMar>
+          </w:tcPr>
+          <w:p>
+            <w:r>
+              <w:rPr>
+                <w:rFonts w:ascii="Calibri" w:cs="Calibri" w:eastAsia="Calibri" w:hAnsi="Calibri"/>
+                <w:color w:val="16242A"/>
+                <w:sz w:val="20"/>
+                <w:szCs w:val="20"/>
+              </w:rPr>
+              <w:t xml:space="preserve">4 подписки покрывают все сервисы</w:t>
+            </w:r>
+          </w:p>
+        </w:tc>
+      </w:tr>
+      <w:tr>
+        <w:tc>
+          <w:tcPr>
+            <w:tcW w:type="dxa" w:w="3200"/>
+            <w:tcMar>
+              <w:top w:type="dxa" w:w="90"/>
+              <w:left w:type="dxa" w:w="0"/>
+              <w:bottom w:type="dxa" w:w="90"/>
+              <w:right w:type="dxa" w:w="140"/>
+            </w:tcMar>
+          </w:tcPr>
+          <w:p>
+            <w:r>
+              <w:rPr>
+                <w:rFonts w:ascii="Calibri" w:cs="Calibri" w:eastAsia="Calibri" w:hAnsi="Calibri"/>
+                <w:b/>
+                <w:bCs/>
+                <w:color w:val="0B5D6E"/>
+                <w:sz w:val="20"/>
+                <w:szCs w:val="20"/>
+              </w:rPr>
+              <w:t xml:space="preserve">Операционный ноль</w:t>
+            </w:r>
+          </w:p>
+        </w:tc>
+        <w:tc>
+          <w:tcPr>
+            <w:tcW w:type="dxa" w:w="5826"/>
+            <w:tcMar>
+              <w:top w:type="dxa" w:w="90"/>
+              <w:left w:type="dxa" w:w="0"/>
+              <w:bottom w:type="dxa" w:w="90"/>
+              <w:right w:type="dxa" w:w="0"/>
+            </w:tcMar>
+          </w:tcPr>
+          <w:p>
+            <w:r>
+              <w:rPr>
+                <w:rFonts w:ascii="Calibri" w:cs="Calibri" w:eastAsia="Calibri" w:hAnsi="Calibri"/>
+                <w:color w:val="16242A"/>
+                <w:sz w:val="20"/>
+                <w:szCs w:val="20"/>
+              </w:rPr>
+              <w:t xml:space="preserve">≈ $2 500 в месяц → 417 подписок, или 120 классов, или 30 школ плюс 105 родителей</w:t>
+            </w:r>
+          </w:p>
+        </w:tc>
+      </w:tr>
+      <w:tr>
+        <w:tc>
+          <w:tcPr>
+            <w:tcW w:type="dxa" w:w="3200"/>
+            <w:tcMar>
+              <w:top w:type="dxa" w:w="90"/>
+              <w:left w:type="dxa" w:w="0"/>
+              <w:bottom w:type="dxa" w:w="90"/>
+              <w:right w:type="dxa" w:w="140"/>
+            </w:tcMar>
+          </w:tcPr>
+          <w:p>
+            <w:r>
+              <w:rPr>
+                <w:rFonts w:ascii="Calibri" w:cs="Calibri" w:eastAsia="Calibri" w:hAnsi="Calibri"/>
+                <w:b/>
+                <w:bCs/>
+                <w:color w:val="0B5D6E"/>
+                <w:sz w:val="20"/>
+                <w:szCs w:val="20"/>
+              </w:rPr>
               <w:t xml:space="preserve">Источники</w:t>
             </w:r>
           </w:p>
@@ -5235,6 +5650,96 @@
           <w:szCs w:val="21"/>
         </w:rPr>
         <w:t xml:space="preserve">Мы сознательно ставим цену сильно ниже болевого порога. Родители девятиклассника в России уже тратят 5 100 рублей в неделю на дополнительные занятия — около 250 долларов в месяц. Наши шесть долларов — примерно два процента от этой суммы, то есть решение не требует пересмотра бюджета. Поднять цену всегда проще, чем убедить платить впервые.</w:t>
+      </w:r>
+    </w:p>
+    <w:p>
+      <w:pPr>
+        <w:spacing w:after="60" w:before="200" w:line="276"/>
+      </w:pPr>
+      <w:r>
+        <w:rPr>
+          <w:rFonts w:ascii="Calibri" w:cs="Calibri" w:eastAsia="Calibri" w:hAnsi="Calibri"/>
+          <w:b/>
+          <w:bCs/>
+          <w:color w:val="16242A"/>
+          <w:sz w:val="21"/>
+          <w:szCs w:val="21"/>
+        </w:rPr>
+        <w:t xml:space="preserve">Сколько нужно денег, чтобы запустить?</w:t>
+      </w:r>
+    </w:p>
+    <w:p>
+      <w:pPr>
+        <w:spacing w:after="60" w:line="276"/>
+      </w:pPr>
+      <w:r>
+        <w:rPr>
+          <w:rFonts w:ascii="Calibri" w:cs="Calibri" w:eastAsia="Calibri" w:hAnsi="Calibri"/>
+          <w:color w:val="16242A"/>
+          <w:sz w:val="21"/>
+          <w:szCs w:val="21"/>
+        </w:rPr>
+        <w:t xml:space="preserve">Два сценария. Чтобы дойти до пилота в школе — около пятисот долларов на три месяца: это сервисы, домен и юридические документы, команда работает за долю. Чтобы идти с командой на зарплате — от девяти до пятнадцати тысяч на полгода: три человека, расширение справочника до двухсот профессий и пилоты в первых школах. Первую цифру мы посчитали по тарифам, вторую честно называем оценкой.</w:t>
+      </w:r>
+    </w:p>
+    <w:p>
+      <w:pPr>
+        <w:spacing w:after="60" w:before="200" w:line="276"/>
+      </w:pPr>
+      <w:r>
+        <w:rPr>
+          <w:rFonts w:ascii="Calibri" w:cs="Calibri" w:eastAsia="Calibri" w:hAnsi="Calibri"/>
+          <w:b/>
+          <w:bCs/>
+          <w:color w:val="16242A"/>
+          <w:sz w:val="21"/>
+          <w:szCs w:val="21"/>
+        </w:rPr>
+        <w:t xml:space="preserve">Когда вы выйдете в ноль?</w:t>
+      </w:r>
+    </w:p>
+    <w:p>
+      <w:pPr>
+        <w:spacing w:after="60" w:line="276"/>
+      </w:pPr>
+      <w:r>
+        <w:rPr>
+          <w:rFonts w:ascii="Calibri" w:cs="Calibri" w:eastAsia="Calibri" w:hAnsi="Calibri"/>
+          <w:color w:val="16242A"/>
+          <w:sz w:val="21"/>
+          <w:szCs w:val="21"/>
+        </w:rPr>
+        <w:t xml:space="preserve">На двух уровнях. Технически — почти сразу: четыре платящих родителя покрывают все сервисы, потому что сервер стоит пять долларов, а карта — треть цента. Операционно, когда команда на зарплате, расходы около двух с половиной тысяч в месяц — это 417 подписок или 120 классов. Наш план смешанный: тридцать школ плюс сто пять родителей, и школы здесь дают объём, а родители маржу.</w:t>
+      </w:r>
+    </w:p>
+    <w:p>
+      <w:pPr>
+        <w:spacing w:after="60" w:before="200" w:line="276"/>
+      </w:pPr>
+      <w:r>
+        <w:rPr>
+          <w:rFonts w:ascii="Calibri" w:cs="Calibri" w:eastAsia="Calibri" w:hAnsi="Calibri"/>
+          <w:b/>
+          <w:bCs/>
+          <w:color w:val="16242A"/>
+          <w:sz w:val="21"/>
+          <w:szCs w:val="21"/>
+        </w:rPr>
+        <w:t xml:space="preserve">Сколько стоит обслуживать одного пользователя?</w:t>
+      </w:r>
+    </w:p>
+    <w:p>
+      <w:pPr>
+        <w:spacing w:after="60" w:line="276"/>
+      </w:pPr>
+      <w:r>
+        <w:rPr>
+          <w:rFonts w:ascii="Calibri" w:cs="Calibri" w:eastAsia="Calibri" w:hAnsi="Calibri"/>
+          <w:color w:val="16242A"/>
+          <w:sz w:val="21"/>
+          <w:szCs w:val="21"/>
+        </w:rPr>
+        <w:t xml:space="preserve">Меньше цента в год. Карта генерируется один раз при входе, а все события — шаг, оценки, новый интерес — пересчитывает код, а не модель. У ученика может быть сотня взаимодействий за год, а вызовов AI два-три. Это принципиальное отличие от обёртки над чатом, где каждое сообщение стоит денег.</w:t>
       </w:r>
     </w:p>
     <w:p>

--- a/deck/Career-Navigator-shpargalka.docx
+++ b/deck/Career-Navigator-shpargalka.docx
@@ -956,7 +956,7 @@
           <w:sz w:val="20"/>
           <w:szCs w:val="20"/>
         </w:rPr>
-        <w:t xml:space="preserve">«Одна карта стоит треть цента, сервер — пять долларов в месяц. Карта генерируется один раз, а события пересчитывает код, а не модель, — поэтому себестоимость почти не растёт. Четыре подписки покрывают все сервисы. Операционный ноль с командой — две с половиной тысячи в месяц, это тридцать школ плюс сто подписок».</w:t>
+        <w:t xml:space="preserve">«Одна карта стоит треть цента — это счётчики самого Google. Сервер — пять долларов в месяц. Карта генерируется один раз, а события пересчитывает код, а не модель, — поэтому себестоимость почти не растёт. Двух подписок хватает на все сервисы. Операционный ноль с командой — две с половиной тысячи в месяц, это тридцать школ плюс сто подписок».</w:t>
       </w:r>
     </w:p>
     <w:p>
@@ -4268,7 +4268,7 @@
                 <w:sz w:val="20"/>
                 <w:szCs w:val="20"/>
               </w:rPr>
-              <w:t xml:space="preserve">$0,003 — 3 300 входных и 1 300 выходных токенов, измерено на реальном запросе (Gemini 3.1 Flash Lite: $0,25 и $1,50 за млн)</w:t>
+              <w:t xml:space="preserve">$0,0034 — 1 900 входных и 2 000 выходных токенов. Это счётчики самого Google: они приходят в каждом ответе и пишутся в лог Cloudflare, можно показать вживую</w:t>
             </w:r>
           </w:p>
         </w:tc>
@@ -4316,7 +4316,7 @@
                 <w:sz w:val="20"/>
                 <w:szCs w:val="20"/>
               </w:rPr>
-              <w:t xml:space="preserve">$5 в месяц — Cloudflare Workers Paid, 10 млн запросов; всё вместе на 1 000 учеников ≈ $20 в месяц</w:t>
+              <w:t xml:space="preserve">$5 в месяц — Cloudflare Workers Paid, 10 млн запросов; всё вместе на 1 000 учеников ≈ $7 в месяц</w:t>
             </w:r>
           </w:p>
         </w:tc>
@@ -4508,7 +4508,7 @@
                 <w:sz w:val="20"/>
                 <w:szCs w:val="20"/>
               </w:rPr>
-              <w:t xml:space="preserve">4 подписки покрывают все сервисы</w:t>
+              <w:t xml:space="preserve">2 подписки покрывают все сервисы на тысячу учеников</w:t>
             </w:r>
           </w:p>
         </w:tc>
@@ -5709,7 +5709,7 @@
           <w:sz w:val="21"/>
           <w:szCs w:val="21"/>
         </w:rPr>
-        <w:t xml:space="preserve">На двух уровнях. Технически — почти сразу: четыре платящих родителя покрывают все сервисы, потому что сервер стоит пять долларов, а карта — треть цента. Операционно, когда команда на зарплате, расходы около двух с половиной тысяч в месяц — это 417 подписок или 120 классов. Наш план смешанный: тридцать школ плюс сто пять родителей, и школы здесь дают объём, а родители маржу.</w:t>
+        <w:t xml:space="preserve">На двух уровнях. Технически — почти сразу: двух платящих родителей хватает, чтобы покрыть все сервисы на тысячу учеников: сервер стоит пять долларов, а карта — треть цента. Операционно, когда команда на зарплате, расходы около двух с половиной тысяч в месяц — это 417 подписок или 120 классов. Наш план смешанный: тридцать школ плюс сто пять родителей, и школы здесь дают объём, а родители маржу.</w:t>
       </w:r>
     </w:p>
     <w:p>
@@ -5739,7 +5739,7 @@
           <w:sz w:val="21"/>
           <w:szCs w:val="21"/>
         </w:rPr>
-        <w:t xml:space="preserve">Меньше цента в год. Карта генерируется один раз при входе, а все события — шаг, оценки, новый интерес — пересчитывает код, а не модель. У ученика может быть сотня взаимодействий за год, а вызовов AI два-три. Это принципиальное отличие от обёртки над чатом, где каждое сообщение стоит денег.</w:t>
+        <w:t xml:space="preserve">Около цента в год. Одна карта стоит $0,0034 по счётчикам Google, и генерируется она один раз при входе, а все события — шаг, оценки, новый интерес — пересчитывает код, а не модель. У ученика может быть сотня взаимодействий за год, а вызовов AI два-три. Это принципиальное отличие от обёртки над чатом, где каждое сообщение стоит денег.</w:t>
       </w:r>
     </w:p>
     <w:p>
